--- a/Optimalisasi-dan-Automasi/Modul-Word/Modul-12-Tier-Alarm-FSM-dan-ANSI-ISA-18-2.docx
+++ b/Optimalisasi-dan-Automasi/Modul-Word/Modul-12-Tier-Alarm-FSM-dan-ANSI-ISA-18-2.docx
@@ -2667,7 +2667,7 @@
       <w:r>
         <w:drawing>
           <wp:inline xmlns:a="http://schemas.openxmlformats.org/drawingml/2006/main" xmlns:pic="http://schemas.openxmlformats.org/drawingml/2006/picture">
-            <wp:extent cx="6912032" cy="1936865"/>
+            <wp:extent cx="5472000" cy="1533344"/>
             <wp:docPr id="1858245148" name="Picture 1858245148"/>
             <wp:cNvGraphicFramePr>
               <a:graphicFrameLocks noChangeAspect="1"/>
@@ -2688,7 +2688,7 @@
                   <pic:spPr>
                     <a:xfrm>
                       <a:off x="0" y="0"/>
-                      <a:ext cx="6912032" cy="1936865"/>
+                      <a:ext cx="5472000" cy="1533344"/>
                     </a:xfrm>
                     <a:prstGeom prst="rect"/>
                   </pic:spPr>
@@ -2875,7 +2875,7 @@
       <w:r>
         <w:drawing>
           <wp:inline xmlns:a="http://schemas.openxmlformats.org/drawingml/2006/main" xmlns:pic="http://schemas.openxmlformats.org/drawingml/2006/picture">
-            <wp:extent cx="8237912" cy="4418214"/>
+            <wp:extent cx="5472000" cy="2934781"/>
             <wp:docPr id="1858245149" name="Picture 1858245149"/>
             <wp:cNvGraphicFramePr>
               <a:graphicFrameLocks noChangeAspect="1"/>
@@ -2896,7 +2896,7 @@
                   <pic:spPr>
                     <a:xfrm>
                       <a:off x="0" y="0"/>
-                      <a:ext cx="8237912" cy="4418214"/>
+                      <a:ext cx="5472000" cy="2934781"/>
                     </a:xfrm>
                     <a:prstGeom prst="rect"/>
                   </pic:spPr>
@@ -3593,7 +3593,7 @@
       <w:r>
         <w:drawing>
           <wp:inline xmlns:a="http://schemas.openxmlformats.org/drawingml/2006/main" xmlns:pic="http://schemas.openxmlformats.org/drawingml/2006/picture">
-            <wp:extent cx="8429105" cy="4954385"/>
+            <wp:extent cx="5472000" cy="3216284"/>
             <wp:docPr id="1858245150" name="Picture 1858245150"/>
             <wp:cNvGraphicFramePr>
               <a:graphicFrameLocks noChangeAspect="1"/>
@@ -3614,7 +3614,7 @@
                   <pic:spPr>
                     <a:xfrm>
                       <a:off x="0" y="0"/>
-                      <a:ext cx="8429105" cy="4954385"/>
+                      <a:ext cx="5472000" cy="3216284"/>
                     </a:xfrm>
                     <a:prstGeom prst="rect"/>
                   </pic:spPr>
@@ -4418,7 +4418,7 @@
       <w:r>
         <w:drawing>
           <wp:inline xmlns:a="http://schemas.openxmlformats.org/drawingml/2006/main" xmlns:pic="http://schemas.openxmlformats.org/drawingml/2006/picture">
-            <wp:extent cx="7335981" cy="4368338"/>
+            <wp:extent cx="5472000" cy="3258398"/>
             <wp:docPr id="1858245151" name="Picture 1858245151"/>
             <wp:cNvGraphicFramePr>
               <a:graphicFrameLocks noChangeAspect="1"/>
@@ -4439,7 +4439,7 @@
                   <pic:spPr>
                     <a:xfrm>
                       <a:off x="0" y="0"/>
-                      <a:ext cx="7335981" cy="4368338"/>
+                      <a:ext cx="5472000" cy="3258398"/>
                     </a:xfrm>
                     <a:prstGeom prst="rect"/>
                   </pic:spPr>
@@ -4553,7 +4553,7 @@
       <w:r>
         <w:drawing>
           <wp:inline xmlns:a="http://schemas.openxmlformats.org/drawingml/2006/main" xmlns:pic="http://schemas.openxmlformats.org/drawingml/2006/picture">
-            <wp:extent cx="7518861" cy="4222865"/>
+            <wp:extent cx="5472000" cy="3073274"/>
             <wp:docPr id="1858245152" name="Picture 1858245152"/>
             <wp:cNvGraphicFramePr>
               <a:graphicFrameLocks noChangeAspect="1"/>
@@ -4574,7 +4574,7 @@
                   <pic:spPr>
                     <a:xfrm>
                       <a:off x="0" y="0"/>
-                      <a:ext cx="7518861" cy="4222865"/>
+                      <a:ext cx="5472000" cy="3073274"/>
                     </a:xfrm>
                     <a:prstGeom prst="rect"/>
                   </pic:spPr>
@@ -4625,7 +4625,7 @@
       <w:r>
         <w:drawing>
           <wp:inline xmlns:a="http://schemas.openxmlformats.org/drawingml/2006/main" xmlns:pic="http://schemas.openxmlformats.org/drawingml/2006/picture">
-            <wp:extent cx="7153101" cy="4197927"/>
+            <wp:extent cx="5472000" cy="3211342"/>
             <wp:docPr id="1858245153" name="Picture 1858245153"/>
             <wp:cNvGraphicFramePr>
               <a:graphicFrameLocks noChangeAspect="1"/>
@@ -4646,7 +4646,7 @@
                   <pic:spPr>
                     <a:xfrm>
                       <a:off x="0" y="0"/>
-                      <a:ext cx="7153101" cy="4197927"/>
+                      <a:ext cx="5472000" cy="3211342"/>
                     </a:xfrm>
                     <a:prstGeom prst="rect"/>
                   </pic:spPr>
@@ -5135,7 +5135,7 @@
       <w:r>
         <w:drawing>
           <wp:inline xmlns:a="http://schemas.openxmlformats.org/drawingml/2006/main" xmlns:pic="http://schemas.openxmlformats.org/drawingml/2006/picture">
-            <wp:extent cx="8246225" cy="3212869"/>
+            <wp:extent cx="5472000" cy="2131984"/>
             <wp:docPr id="1858245154" name="Picture 1858245154"/>
             <wp:cNvGraphicFramePr>
               <a:graphicFrameLocks noChangeAspect="1"/>
@@ -5156,7 +5156,7 @@
                   <pic:spPr>
                     <a:xfrm>
                       <a:off x="0" y="0"/>
-                      <a:ext cx="8246225" cy="3212869"/>
+                      <a:ext cx="5472000" cy="2131984"/>
                     </a:xfrm>
                     <a:prstGeom prst="rect"/>
                   </pic:spPr>
@@ -5377,7 +5377,7 @@
       <w:r>
         <w:drawing>
           <wp:inline xmlns:a="http://schemas.openxmlformats.org/drawingml/2006/main" xmlns:pic="http://schemas.openxmlformats.org/drawingml/2006/picture">
-            <wp:extent cx="4060767" cy="5469774"/>
+            <wp:extent cx="3340805" cy="4499999"/>
             <wp:docPr id="1858245155" name="Picture 1858245155"/>
             <wp:cNvGraphicFramePr>
               <a:graphicFrameLocks noChangeAspect="1"/>
@@ -5398,7 +5398,7 @@
                   <pic:spPr>
                     <a:xfrm>
                       <a:off x="0" y="0"/>
-                      <a:ext cx="4060767" cy="5469774"/>
+                      <a:ext cx="3340805" cy="4499999"/>
                     </a:xfrm>
                     <a:prstGeom prst="rect"/>
                   </pic:spPr>

--- a/Optimalisasi-dan-Automasi/Modul-Word/Modul-12-Tier-Alarm-FSM-dan-ANSI-ISA-18-2.docx
+++ b/Optimalisasi-dan-Automasi/Modul-Word/Modul-12-Tier-Alarm-FSM-dan-ANSI-ISA-18-2.docx
@@ -2974,12 +2974,18 @@
         <w:tc>
           <w:tcPr>
             <w:tcW w:type="dxa" w:w="1757"/>
+            <w:tcMar>
+              <w:top w:w="40" w:type="dxa"/>
+              <w:bottom w:w="40" w:type="dxa"/>
+              <w:left w:w="100" w:type="dxa"/>
+              <w:right w:w="100" w:type="dxa"/>
+            </w:tcMar>
             <w:shd w:val="clear" w:fill="DCE4F1"/>
           </w:tcPr>
           <w:p>
             <w:pPr>
               <w:keepNext/>
-              <w:spacing w:after="0"/>
+              <w:spacing w:line="240" w:lineRule="auto" w:before="0" w:after="0"/>
             </w:pPr>
             <w:r>
               <w:rPr>
@@ -2995,12 +3001,18 @@
         <w:tc>
           <w:tcPr>
             <w:tcW w:type="dxa" w:w="1757"/>
+            <w:tcMar>
+              <w:top w:w="40" w:type="dxa"/>
+              <w:bottom w:w="40" w:type="dxa"/>
+              <w:left w:w="100" w:type="dxa"/>
+              <w:right w:w="100" w:type="dxa"/>
+            </w:tcMar>
             <w:shd w:val="clear" w:fill="DCE4F1"/>
           </w:tcPr>
           <w:p>
             <w:pPr>
               <w:keepNext/>
-              <w:spacing w:after="0"/>
+              <w:spacing w:line="240" w:lineRule="auto" w:before="0" w:after="0"/>
             </w:pPr>
             <w:r>
               <w:rPr>
@@ -3016,12 +3028,18 @@
         <w:tc>
           <w:tcPr>
             <w:tcW w:type="dxa" w:w="1757"/>
+            <w:tcMar>
+              <w:top w:w="40" w:type="dxa"/>
+              <w:bottom w:w="40" w:type="dxa"/>
+              <w:left w:w="100" w:type="dxa"/>
+              <w:right w:w="100" w:type="dxa"/>
+            </w:tcMar>
             <w:shd w:val="clear" w:fill="DCE4F1"/>
           </w:tcPr>
           <w:p>
             <w:pPr>
               <w:keepNext/>
-              <w:spacing w:after="0"/>
+              <w:spacing w:line="240" w:lineRule="auto" w:before="0" w:after="0"/>
             </w:pPr>
             <w:r>
               <w:rPr>
@@ -3037,12 +3055,18 @@
         <w:tc>
           <w:tcPr>
             <w:tcW w:type="dxa" w:w="1757"/>
+            <w:tcMar>
+              <w:top w:w="40" w:type="dxa"/>
+              <w:bottom w:w="40" w:type="dxa"/>
+              <w:left w:w="100" w:type="dxa"/>
+              <w:right w:w="100" w:type="dxa"/>
+            </w:tcMar>
             <w:shd w:val="clear" w:fill="DCE4F1"/>
           </w:tcPr>
           <w:p>
             <w:pPr>
               <w:keepNext/>
-              <w:spacing w:after="0"/>
+              <w:spacing w:line="240" w:lineRule="auto" w:before="0" w:after="0"/>
             </w:pPr>
             <w:r>
               <w:rPr>
@@ -3058,12 +3082,18 @@
         <w:tc>
           <w:tcPr>
             <w:tcW w:type="dxa" w:w="1757"/>
+            <w:tcMar>
+              <w:top w:w="40" w:type="dxa"/>
+              <w:bottom w:w="40" w:type="dxa"/>
+              <w:left w:w="100" w:type="dxa"/>
+              <w:right w:w="100" w:type="dxa"/>
+            </w:tcMar>
             <w:shd w:val="clear" w:fill="DCE4F1"/>
           </w:tcPr>
           <w:p>
             <w:pPr>
               <w:keepNext/>
-              <w:spacing w:after="0"/>
+              <w:spacing w:line="240" w:lineRule="auto" w:before="0" w:after="0"/>
             </w:pPr>
             <w:r>
               <w:rPr>
@@ -3084,11 +3114,17 @@
         <w:tc>
           <w:tcPr>
             <w:tcW w:type="dxa" w:w="1757"/>
+            <w:tcMar>
+              <w:top w:w="40" w:type="dxa"/>
+              <w:bottom w:w="40" w:type="dxa"/>
+              <w:left w:w="100" w:type="dxa"/>
+              <w:right w:w="100" w:type="dxa"/>
+            </w:tcMar>
           </w:tcPr>
           <w:p>
             <w:pPr>
               <w:keepNext/>
-              <w:spacing w:after="0"/>
+              <w:spacing w:line="240" w:lineRule="auto" w:before="0" w:after="0"/>
             </w:pPr>
             <w:r>
               <w:rPr>
@@ -3104,11 +3140,17 @@
         <w:tc>
           <w:tcPr>
             <w:tcW w:type="dxa" w:w="1757"/>
+            <w:tcMar>
+              <w:top w:w="40" w:type="dxa"/>
+              <w:bottom w:w="40" w:type="dxa"/>
+              <w:left w:w="100" w:type="dxa"/>
+              <w:right w:w="100" w:type="dxa"/>
+            </w:tcMar>
           </w:tcPr>
           <w:p>
             <w:pPr>
               <w:keepNext/>
-              <w:spacing w:after="0"/>
+              <w:spacing w:line="240" w:lineRule="auto" w:before="0" w:after="0"/>
             </w:pPr>
             <w:r>
               <w:rPr>
@@ -3124,11 +3166,17 @@
         <w:tc>
           <w:tcPr>
             <w:tcW w:type="dxa" w:w="1757"/>
+            <w:tcMar>
+              <w:top w:w="40" w:type="dxa"/>
+              <w:bottom w:w="40" w:type="dxa"/>
+              <w:left w:w="100" w:type="dxa"/>
+              <w:right w:w="100" w:type="dxa"/>
+            </w:tcMar>
           </w:tcPr>
           <w:p>
             <w:pPr>
               <w:keepNext/>
-              <w:spacing w:after="0"/>
+              <w:spacing w:line="240" w:lineRule="auto" w:before="0" w:after="0"/>
             </w:pPr>
             <w:r>
               <w:rPr>
@@ -3144,11 +3192,17 @@
         <w:tc>
           <w:tcPr>
             <w:tcW w:type="dxa" w:w="1757"/>
+            <w:tcMar>
+              <w:top w:w="40" w:type="dxa"/>
+              <w:bottom w:w="40" w:type="dxa"/>
+              <w:left w:w="100" w:type="dxa"/>
+              <w:right w:w="100" w:type="dxa"/>
+            </w:tcMar>
           </w:tcPr>
           <w:p>
             <w:pPr>
               <w:keepNext/>
-              <w:spacing w:after="0"/>
+              <w:spacing w:line="240" w:lineRule="auto" w:before="0" w:after="0"/>
             </w:pPr>
             <w:r>
               <w:rPr>
@@ -3164,11 +3218,17 @@
         <w:tc>
           <w:tcPr>
             <w:tcW w:type="dxa" w:w="1757"/>
+            <w:tcMar>
+              <w:top w:w="40" w:type="dxa"/>
+              <w:bottom w:w="40" w:type="dxa"/>
+              <w:left w:w="100" w:type="dxa"/>
+              <w:right w:w="100" w:type="dxa"/>
+            </w:tcMar>
           </w:tcPr>
           <w:p>
             <w:pPr>
               <w:keepNext/>
-              <w:spacing w:after="0"/>
+              <w:spacing w:line="240" w:lineRule="auto" w:before="0" w:after="0"/>
             </w:pPr>
             <w:r>
               <w:rPr>
@@ -3189,11 +3249,17 @@
         <w:tc>
           <w:tcPr>
             <w:tcW w:type="dxa" w:w="1757"/>
+            <w:tcMar>
+              <w:top w:w="40" w:type="dxa"/>
+              <w:bottom w:w="40" w:type="dxa"/>
+              <w:left w:w="100" w:type="dxa"/>
+              <w:right w:w="100" w:type="dxa"/>
+            </w:tcMar>
           </w:tcPr>
           <w:p>
             <w:pPr>
               <w:keepNext/>
-              <w:spacing w:after="0"/>
+              <w:spacing w:line="240" w:lineRule="auto" w:before="0" w:after="0"/>
             </w:pPr>
             <w:r>
               <w:rPr>
@@ -3209,11 +3275,17 @@
         <w:tc>
           <w:tcPr>
             <w:tcW w:type="dxa" w:w="1757"/>
+            <w:tcMar>
+              <w:top w:w="40" w:type="dxa"/>
+              <w:bottom w:w="40" w:type="dxa"/>
+              <w:left w:w="100" w:type="dxa"/>
+              <w:right w:w="100" w:type="dxa"/>
+            </w:tcMar>
           </w:tcPr>
           <w:p>
             <w:pPr>
               <w:keepNext/>
-              <w:spacing w:after="0"/>
+              <w:spacing w:line="240" w:lineRule="auto" w:before="0" w:after="0"/>
             </w:pPr>
             <w:r>
               <w:rPr>
@@ -3229,11 +3301,17 @@
         <w:tc>
           <w:tcPr>
             <w:tcW w:type="dxa" w:w="1757"/>
+            <w:tcMar>
+              <w:top w:w="40" w:type="dxa"/>
+              <w:bottom w:w="40" w:type="dxa"/>
+              <w:left w:w="100" w:type="dxa"/>
+              <w:right w:w="100" w:type="dxa"/>
+            </w:tcMar>
           </w:tcPr>
           <w:p>
             <w:pPr>
               <w:keepNext/>
-              <w:spacing w:after="0"/>
+              <w:spacing w:line="240" w:lineRule="auto" w:before="0" w:after="0"/>
             </w:pPr>
             <w:r>
               <w:rPr>
@@ -3249,11 +3327,17 @@
         <w:tc>
           <w:tcPr>
             <w:tcW w:type="dxa" w:w="1757"/>
+            <w:tcMar>
+              <w:top w:w="40" w:type="dxa"/>
+              <w:bottom w:w="40" w:type="dxa"/>
+              <w:left w:w="100" w:type="dxa"/>
+              <w:right w:w="100" w:type="dxa"/>
+            </w:tcMar>
           </w:tcPr>
           <w:p>
             <w:pPr>
               <w:keepNext/>
-              <w:spacing w:after="0"/>
+              <w:spacing w:line="240" w:lineRule="auto" w:before="0" w:after="0"/>
             </w:pPr>
             <w:r>
               <w:rPr>
@@ -3269,11 +3353,17 @@
         <w:tc>
           <w:tcPr>
             <w:tcW w:type="dxa" w:w="1757"/>
+            <w:tcMar>
+              <w:top w:w="40" w:type="dxa"/>
+              <w:bottom w:w="40" w:type="dxa"/>
+              <w:left w:w="100" w:type="dxa"/>
+              <w:right w:w="100" w:type="dxa"/>
+            </w:tcMar>
           </w:tcPr>
           <w:p>
             <w:pPr>
               <w:keepNext/>
-              <w:spacing w:after="0"/>
+              <w:spacing w:line="240" w:lineRule="auto" w:before="0" w:after="0"/>
             </w:pPr>
             <w:r>
               <w:rPr>
@@ -3294,11 +3384,17 @@
         <w:tc>
           <w:tcPr>
             <w:tcW w:type="dxa" w:w="1757"/>
+            <w:tcMar>
+              <w:top w:w="40" w:type="dxa"/>
+              <w:bottom w:w="40" w:type="dxa"/>
+              <w:left w:w="100" w:type="dxa"/>
+              <w:right w:w="100" w:type="dxa"/>
+            </w:tcMar>
           </w:tcPr>
           <w:p>
             <w:pPr>
               <w:keepNext/>
-              <w:spacing w:after="0"/>
+              <w:spacing w:line="240" w:lineRule="auto" w:before="0" w:after="0"/>
             </w:pPr>
             <w:r>
               <w:rPr>
@@ -3314,11 +3410,17 @@
         <w:tc>
           <w:tcPr>
             <w:tcW w:type="dxa" w:w="1757"/>
+            <w:tcMar>
+              <w:top w:w="40" w:type="dxa"/>
+              <w:bottom w:w="40" w:type="dxa"/>
+              <w:left w:w="100" w:type="dxa"/>
+              <w:right w:w="100" w:type="dxa"/>
+            </w:tcMar>
           </w:tcPr>
           <w:p>
             <w:pPr>
               <w:keepNext/>
-              <w:spacing w:after="0"/>
+              <w:spacing w:line="240" w:lineRule="auto" w:before="0" w:after="0"/>
             </w:pPr>
             <w:r>
               <w:rPr>
@@ -3334,11 +3436,17 @@
         <w:tc>
           <w:tcPr>
             <w:tcW w:type="dxa" w:w="1757"/>
+            <w:tcMar>
+              <w:top w:w="40" w:type="dxa"/>
+              <w:bottom w:w="40" w:type="dxa"/>
+              <w:left w:w="100" w:type="dxa"/>
+              <w:right w:w="100" w:type="dxa"/>
+            </w:tcMar>
           </w:tcPr>
           <w:p>
             <w:pPr>
               <w:keepNext/>
-              <w:spacing w:after="0"/>
+              <w:spacing w:line="240" w:lineRule="auto" w:before="0" w:after="0"/>
             </w:pPr>
             <w:r>
               <w:rPr>
@@ -3354,11 +3462,17 @@
         <w:tc>
           <w:tcPr>
             <w:tcW w:type="dxa" w:w="1757"/>
+            <w:tcMar>
+              <w:top w:w="40" w:type="dxa"/>
+              <w:bottom w:w="40" w:type="dxa"/>
+              <w:left w:w="100" w:type="dxa"/>
+              <w:right w:w="100" w:type="dxa"/>
+            </w:tcMar>
           </w:tcPr>
           <w:p>
             <w:pPr>
               <w:keepNext/>
-              <w:spacing w:after="0"/>
+              <w:spacing w:line="240" w:lineRule="auto" w:before="0" w:after="0"/>
             </w:pPr>
             <w:r>
               <w:rPr>
@@ -3374,11 +3488,17 @@
         <w:tc>
           <w:tcPr>
             <w:tcW w:type="dxa" w:w="1757"/>
+            <w:tcMar>
+              <w:top w:w="40" w:type="dxa"/>
+              <w:bottom w:w="40" w:type="dxa"/>
+              <w:left w:w="100" w:type="dxa"/>
+              <w:right w:w="100" w:type="dxa"/>
+            </w:tcMar>
           </w:tcPr>
           <w:p>
             <w:pPr>
               <w:keepNext/>
-              <w:spacing w:after="0"/>
+              <w:spacing w:line="240" w:lineRule="auto" w:before="0" w:after="0"/>
             </w:pPr>
             <w:r>
               <w:rPr>
@@ -3399,10 +3519,16 @@
         <w:tc>
           <w:tcPr>
             <w:tcW w:type="dxa" w:w="1757"/>
+            <w:tcMar>
+              <w:top w:w="40" w:type="dxa"/>
+              <w:bottom w:w="40" w:type="dxa"/>
+              <w:left w:w="100" w:type="dxa"/>
+              <w:right w:w="100" w:type="dxa"/>
+            </w:tcMar>
           </w:tcPr>
           <w:p>
             <w:pPr>
-              <w:spacing w:after="0"/>
+              <w:spacing w:line="240" w:lineRule="auto" w:before="0" w:after="0"/>
             </w:pPr>
             <w:r>
               <w:rPr>
@@ -3418,10 +3544,16 @@
         <w:tc>
           <w:tcPr>
             <w:tcW w:type="dxa" w:w="1757"/>
+            <w:tcMar>
+              <w:top w:w="40" w:type="dxa"/>
+              <w:bottom w:w="40" w:type="dxa"/>
+              <w:left w:w="100" w:type="dxa"/>
+              <w:right w:w="100" w:type="dxa"/>
+            </w:tcMar>
           </w:tcPr>
           <w:p>
             <w:pPr>
-              <w:spacing w:after="0"/>
+              <w:spacing w:line="240" w:lineRule="auto" w:before="0" w:after="0"/>
             </w:pPr>
             <w:r>
               <w:rPr>
@@ -3437,10 +3569,16 @@
         <w:tc>
           <w:tcPr>
             <w:tcW w:type="dxa" w:w="1757"/>
+            <w:tcMar>
+              <w:top w:w="40" w:type="dxa"/>
+              <w:bottom w:w="40" w:type="dxa"/>
+              <w:left w:w="100" w:type="dxa"/>
+              <w:right w:w="100" w:type="dxa"/>
+            </w:tcMar>
           </w:tcPr>
           <w:p>
             <w:pPr>
-              <w:spacing w:after="0"/>
+              <w:spacing w:line="240" w:lineRule="auto" w:before="0" w:after="0"/>
             </w:pPr>
             <w:r>
               <w:rPr>
@@ -3456,10 +3594,16 @@
         <w:tc>
           <w:tcPr>
             <w:tcW w:type="dxa" w:w="1757"/>
+            <w:tcMar>
+              <w:top w:w="40" w:type="dxa"/>
+              <w:bottom w:w="40" w:type="dxa"/>
+              <w:left w:w="100" w:type="dxa"/>
+              <w:right w:w="100" w:type="dxa"/>
+            </w:tcMar>
           </w:tcPr>
           <w:p>
             <w:pPr>
-              <w:spacing w:after="0"/>
+              <w:spacing w:line="240" w:lineRule="auto" w:before="0" w:after="0"/>
             </w:pPr>
             <w:r>
               <w:rPr>
@@ -3475,10 +3619,16 @@
         <w:tc>
           <w:tcPr>
             <w:tcW w:type="dxa" w:w="1757"/>
+            <w:tcMar>
+              <w:top w:w="40" w:type="dxa"/>
+              <w:bottom w:w="40" w:type="dxa"/>
+              <w:left w:w="100" w:type="dxa"/>
+              <w:right w:w="100" w:type="dxa"/>
+            </w:tcMar>
           </w:tcPr>
           <w:p>
             <w:pPr>
-              <w:spacing w:after="0"/>
+              <w:spacing w:line="240" w:lineRule="auto" w:before="0" w:after="0"/>
             </w:pPr>
             <w:r>
               <w:rPr>
@@ -3691,12 +3841,18 @@
         <w:tc>
           <w:tcPr>
             <w:tcW w:type="dxa" w:w="2197"/>
+            <w:tcMar>
+              <w:top w:w="40" w:type="dxa"/>
+              <w:bottom w:w="40" w:type="dxa"/>
+              <w:left w:w="100" w:type="dxa"/>
+              <w:right w:w="100" w:type="dxa"/>
+            </w:tcMar>
             <w:shd w:val="clear" w:fill="DCE4F1"/>
           </w:tcPr>
           <w:p>
             <w:pPr>
               <w:keepNext/>
-              <w:spacing w:after="0"/>
+              <w:spacing w:line="240" w:lineRule="auto" w:before="0" w:after="0"/>
             </w:pPr>
             <w:r>
               <w:rPr>
@@ -3712,12 +3868,18 @@
         <w:tc>
           <w:tcPr>
             <w:tcW w:type="dxa" w:w="2197"/>
+            <w:tcMar>
+              <w:top w:w="40" w:type="dxa"/>
+              <w:bottom w:w="40" w:type="dxa"/>
+              <w:left w:w="100" w:type="dxa"/>
+              <w:right w:w="100" w:type="dxa"/>
+            </w:tcMar>
             <w:shd w:val="clear" w:fill="DCE4F1"/>
           </w:tcPr>
           <w:p>
             <w:pPr>
               <w:keepNext/>
-              <w:spacing w:after="0"/>
+              <w:spacing w:line="240" w:lineRule="auto" w:before="0" w:after="0"/>
             </w:pPr>
             <w:r>
               <w:rPr>
@@ -3733,12 +3895,18 @@
         <w:tc>
           <w:tcPr>
             <w:tcW w:type="dxa" w:w="2197"/>
+            <w:tcMar>
+              <w:top w:w="40" w:type="dxa"/>
+              <w:bottom w:w="40" w:type="dxa"/>
+              <w:left w:w="100" w:type="dxa"/>
+              <w:right w:w="100" w:type="dxa"/>
+            </w:tcMar>
             <w:shd w:val="clear" w:fill="DCE4F1"/>
           </w:tcPr>
           <w:p>
             <w:pPr>
               <w:keepNext/>
-              <w:spacing w:after="0"/>
+              <w:spacing w:line="240" w:lineRule="auto" w:before="0" w:after="0"/>
             </w:pPr>
             <w:r>
               <w:rPr>
@@ -3754,12 +3922,18 @@
         <w:tc>
           <w:tcPr>
             <w:tcW w:type="dxa" w:w="2197"/>
+            <w:tcMar>
+              <w:top w:w="40" w:type="dxa"/>
+              <w:bottom w:w="40" w:type="dxa"/>
+              <w:left w:w="100" w:type="dxa"/>
+              <w:right w:w="100" w:type="dxa"/>
+            </w:tcMar>
             <w:shd w:val="clear" w:fill="DCE4F1"/>
           </w:tcPr>
           <w:p>
             <w:pPr>
               <w:keepNext/>
-              <w:spacing w:after="0"/>
+              <w:spacing w:line="240" w:lineRule="auto" w:before="0" w:after="0"/>
             </w:pPr>
             <w:r>
               <w:rPr>
@@ -3780,11 +3954,17 @@
         <w:tc>
           <w:tcPr>
             <w:tcW w:type="dxa" w:w="2197"/>
+            <w:tcMar>
+              <w:top w:w="40" w:type="dxa"/>
+              <w:bottom w:w="40" w:type="dxa"/>
+              <w:left w:w="100" w:type="dxa"/>
+              <w:right w:w="100" w:type="dxa"/>
+            </w:tcMar>
           </w:tcPr>
           <w:p>
             <w:pPr>
               <w:keepNext/>
-              <w:spacing w:after="0"/>
+              <w:spacing w:line="240" w:lineRule="auto" w:before="0" w:after="0"/>
             </w:pPr>
             <w:r>
               <w:rPr>
@@ -3800,11 +3980,17 @@
         <w:tc>
           <w:tcPr>
             <w:tcW w:type="dxa" w:w="2197"/>
+            <w:tcMar>
+              <w:top w:w="40" w:type="dxa"/>
+              <w:bottom w:w="40" w:type="dxa"/>
+              <w:left w:w="100" w:type="dxa"/>
+              <w:right w:w="100" w:type="dxa"/>
+            </w:tcMar>
           </w:tcPr>
           <w:p>
             <w:pPr>
               <w:keepNext/>
-              <w:spacing w:after="0"/>
+              <w:spacing w:line="240" w:lineRule="auto" w:before="0" w:after="0"/>
             </w:pPr>
             <w:r>
               <w:rPr>
@@ -3820,11 +4006,17 @@
         <w:tc>
           <w:tcPr>
             <w:tcW w:type="dxa" w:w="2197"/>
+            <w:tcMar>
+              <w:top w:w="40" w:type="dxa"/>
+              <w:bottom w:w="40" w:type="dxa"/>
+              <w:left w:w="100" w:type="dxa"/>
+              <w:right w:w="100" w:type="dxa"/>
+            </w:tcMar>
           </w:tcPr>
           <w:p>
             <w:pPr>
               <w:keepNext/>
-              <w:spacing w:after="0"/>
+              <w:spacing w:line="240" w:lineRule="auto" w:before="0" w:after="0"/>
             </w:pPr>
             <w:r>
               <w:rPr>
@@ -3840,11 +4032,17 @@
         <w:tc>
           <w:tcPr>
             <w:tcW w:type="dxa" w:w="2197"/>
+            <w:tcMar>
+              <w:top w:w="40" w:type="dxa"/>
+              <w:bottom w:w="40" w:type="dxa"/>
+              <w:left w:w="100" w:type="dxa"/>
+              <w:right w:w="100" w:type="dxa"/>
+            </w:tcMar>
           </w:tcPr>
           <w:p>
             <w:pPr>
               <w:keepNext/>
-              <w:spacing w:after="0"/>
+              <w:spacing w:line="240" w:lineRule="auto" w:before="0" w:after="0"/>
             </w:pPr>
             <w:r>
               <w:rPr>
@@ -3865,11 +4063,17 @@
         <w:tc>
           <w:tcPr>
             <w:tcW w:type="dxa" w:w="2197"/>
+            <w:tcMar>
+              <w:top w:w="40" w:type="dxa"/>
+              <w:bottom w:w="40" w:type="dxa"/>
+              <w:left w:w="100" w:type="dxa"/>
+              <w:right w:w="100" w:type="dxa"/>
+            </w:tcMar>
           </w:tcPr>
           <w:p>
             <w:pPr>
               <w:keepNext/>
-              <w:spacing w:after="0"/>
+              <w:spacing w:line="240" w:lineRule="auto" w:before="0" w:after="0"/>
             </w:pPr>
             <w:r>
               <w:rPr>
@@ -3885,11 +4089,17 @@
         <w:tc>
           <w:tcPr>
             <w:tcW w:type="dxa" w:w="2197"/>
+            <w:tcMar>
+              <w:top w:w="40" w:type="dxa"/>
+              <w:bottom w:w="40" w:type="dxa"/>
+              <w:left w:w="100" w:type="dxa"/>
+              <w:right w:w="100" w:type="dxa"/>
+            </w:tcMar>
           </w:tcPr>
           <w:p>
             <w:pPr>
               <w:keepNext/>
-              <w:spacing w:after="0"/>
+              <w:spacing w:line="240" w:lineRule="auto" w:before="0" w:after="0"/>
             </w:pPr>
             <w:r>
               <w:rPr>
@@ -3905,11 +4115,17 @@
         <w:tc>
           <w:tcPr>
             <w:tcW w:type="dxa" w:w="2197"/>
+            <w:tcMar>
+              <w:top w:w="40" w:type="dxa"/>
+              <w:bottom w:w="40" w:type="dxa"/>
+              <w:left w:w="100" w:type="dxa"/>
+              <w:right w:w="100" w:type="dxa"/>
+            </w:tcMar>
           </w:tcPr>
           <w:p>
             <w:pPr>
               <w:keepNext/>
-              <w:spacing w:after="0"/>
+              <w:spacing w:line="240" w:lineRule="auto" w:before="0" w:after="0"/>
             </w:pPr>
             <w:r>
               <w:rPr>
@@ -3925,11 +4141,17 @@
         <w:tc>
           <w:tcPr>
             <w:tcW w:type="dxa" w:w="2197"/>
+            <w:tcMar>
+              <w:top w:w="40" w:type="dxa"/>
+              <w:bottom w:w="40" w:type="dxa"/>
+              <w:left w:w="100" w:type="dxa"/>
+              <w:right w:w="100" w:type="dxa"/>
+            </w:tcMar>
           </w:tcPr>
           <w:p>
             <w:pPr>
               <w:keepNext/>
-              <w:spacing w:after="0"/>
+              <w:spacing w:line="240" w:lineRule="auto" w:before="0" w:after="0"/>
             </w:pPr>
             <w:r>
               <w:rPr>
@@ -3950,11 +4172,17 @@
         <w:tc>
           <w:tcPr>
             <w:tcW w:type="dxa" w:w="2197"/>
+            <w:tcMar>
+              <w:top w:w="40" w:type="dxa"/>
+              <w:bottom w:w="40" w:type="dxa"/>
+              <w:left w:w="100" w:type="dxa"/>
+              <w:right w:w="100" w:type="dxa"/>
+            </w:tcMar>
           </w:tcPr>
           <w:p>
             <w:pPr>
               <w:keepNext/>
-              <w:spacing w:after="0"/>
+              <w:spacing w:line="240" w:lineRule="auto" w:before="0" w:after="0"/>
             </w:pPr>
             <w:r>
               <w:rPr>
@@ -3970,11 +4198,17 @@
         <w:tc>
           <w:tcPr>
             <w:tcW w:type="dxa" w:w="2197"/>
+            <w:tcMar>
+              <w:top w:w="40" w:type="dxa"/>
+              <w:bottom w:w="40" w:type="dxa"/>
+              <w:left w:w="100" w:type="dxa"/>
+              <w:right w:w="100" w:type="dxa"/>
+            </w:tcMar>
           </w:tcPr>
           <w:p>
             <w:pPr>
               <w:keepNext/>
-              <w:spacing w:after="0"/>
+              <w:spacing w:line="240" w:lineRule="auto" w:before="0" w:after="0"/>
             </w:pPr>
             <w:r>
               <w:rPr>
@@ -3990,11 +4224,17 @@
         <w:tc>
           <w:tcPr>
             <w:tcW w:type="dxa" w:w="2197"/>
+            <w:tcMar>
+              <w:top w:w="40" w:type="dxa"/>
+              <w:bottom w:w="40" w:type="dxa"/>
+              <w:left w:w="100" w:type="dxa"/>
+              <w:right w:w="100" w:type="dxa"/>
+            </w:tcMar>
           </w:tcPr>
           <w:p>
             <w:pPr>
               <w:keepNext/>
-              <w:spacing w:after="0"/>
+              <w:spacing w:line="240" w:lineRule="auto" w:before="0" w:after="0"/>
             </w:pPr>
             <w:r>
               <w:rPr>
@@ -4010,11 +4250,17 @@
         <w:tc>
           <w:tcPr>
             <w:tcW w:type="dxa" w:w="2197"/>
+            <w:tcMar>
+              <w:top w:w="40" w:type="dxa"/>
+              <w:bottom w:w="40" w:type="dxa"/>
+              <w:left w:w="100" w:type="dxa"/>
+              <w:right w:w="100" w:type="dxa"/>
+            </w:tcMar>
           </w:tcPr>
           <w:p>
             <w:pPr>
               <w:keepNext/>
-              <w:spacing w:after="0"/>
+              <w:spacing w:line="240" w:lineRule="auto" w:before="0" w:after="0"/>
             </w:pPr>
             <w:r>
               <w:rPr>
@@ -4035,11 +4281,17 @@
         <w:tc>
           <w:tcPr>
             <w:tcW w:type="dxa" w:w="2197"/>
+            <w:tcMar>
+              <w:top w:w="40" w:type="dxa"/>
+              <w:bottom w:w="40" w:type="dxa"/>
+              <w:left w:w="100" w:type="dxa"/>
+              <w:right w:w="100" w:type="dxa"/>
+            </w:tcMar>
           </w:tcPr>
           <w:p>
             <w:pPr>
               <w:keepNext/>
-              <w:spacing w:after="0"/>
+              <w:spacing w:line="240" w:lineRule="auto" w:before="0" w:after="0"/>
             </w:pPr>
             <w:r>
               <w:rPr>
@@ -4055,11 +4307,17 @@
         <w:tc>
           <w:tcPr>
             <w:tcW w:type="dxa" w:w="2197"/>
+            <w:tcMar>
+              <w:top w:w="40" w:type="dxa"/>
+              <w:bottom w:w="40" w:type="dxa"/>
+              <w:left w:w="100" w:type="dxa"/>
+              <w:right w:w="100" w:type="dxa"/>
+            </w:tcMar>
           </w:tcPr>
           <w:p>
             <w:pPr>
               <w:keepNext/>
-              <w:spacing w:after="0"/>
+              <w:spacing w:line="240" w:lineRule="auto" w:before="0" w:after="0"/>
             </w:pPr>
             <w:r>
               <w:rPr>
@@ -4075,11 +4333,17 @@
         <w:tc>
           <w:tcPr>
             <w:tcW w:type="dxa" w:w="2197"/>
+            <w:tcMar>
+              <w:top w:w="40" w:type="dxa"/>
+              <w:bottom w:w="40" w:type="dxa"/>
+              <w:left w:w="100" w:type="dxa"/>
+              <w:right w:w="100" w:type="dxa"/>
+            </w:tcMar>
           </w:tcPr>
           <w:p>
             <w:pPr>
               <w:keepNext/>
-              <w:spacing w:after="0"/>
+              <w:spacing w:line="240" w:lineRule="auto" w:before="0" w:after="0"/>
             </w:pPr>
             <w:r>
               <w:rPr>
@@ -4095,11 +4359,17 @@
         <w:tc>
           <w:tcPr>
             <w:tcW w:type="dxa" w:w="2197"/>
+            <w:tcMar>
+              <w:top w:w="40" w:type="dxa"/>
+              <w:bottom w:w="40" w:type="dxa"/>
+              <w:left w:w="100" w:type="dxa"/>
+              <w:right w:w="100" w:type="dxa"/>
+            </w:tcMar>
           </w:tcPr>
           <w:p>
             <w:pPr>
               <w:keepNext/>
-              <w:spacing w:after="0"/>
+              <w:spacing w:line="240" w:lineRule="auto" w:before="0" w:after="0"/>
             </w:pPr>
             <w:r>
               <w:rPr>
@@ -4120,10 +4390,16 @@
         <w:tc>
           <w:tcPr>
             <w:tcW w:type="dxa" w:w="2197"/>
+            <w:tcMar>
+              <w:top w:w="40" w:type="dxa"/>
+              <w:bottom w:w="40" w:type="dxa"/>
+              <w:left w:w="100" w:type="dxa"/>
+              <w:right w:w="100" w:type="dxa"/>
+            </w:tcMar>
           </w:tcPr>
           <w:p>
             <w:pPr>
-              <w:spacing w:after="0"/>
+              <w:spacing w:line="240" w:lineRule="auto" w:before="0" w:after="0"/>
             </w:pPr>
             <w:r>
               <w:rPr>
@@ -4139,10 +4415,16 @@
         <w:tc>
           <w:tcPr>
             <w:tcW w:type="dxa" w:w="2197"/>
+            <w:tcMar>
+              <w:top w:w="40" w:type="dxa"/>
+              <w:bottom w:w="40" w:type="dxa"/>
+              <w:left w:w="100" w:type="dxa"/>
+              <w:right w:w="100" w:type="dxa"/>
+            </w:tcMar>
           </w:tcPr>
           <w:p>
             <w:pPr>
-              <w:spacing w:after="0"/>
+              <w:spacing w:line="240" w:lineRule="auto" w:before="0" w:after="0"/>
             </w:pPr>
             <w:r>
               <w:rPr>
@@ -4158,10 +4440,16 @@
         <w:tc>
           <w:tcPr>
             <w:tcW w:type="dxa" w:w="2197"/>
+            <w:tcMar>
+              <w:top w:w="40" w:type="dxa"/>
+              <w:bottom w:w="40" w:type="dxa"/>
+              <w:left w:w="100" w:type="dxa"/>
+              <w:right w:w="100" w:type="dxa"/>
+            </w:tcMar>
           </w:tcPr>
           <w:p>
             <w:pPr>
-              <w:spacing w:after="0"/>
+              <w:spacing w:line="240" w:lineRule="auto" w:before="0" w:after="0"/>
             </w:pPr>
             <w:r>
               <w:rPr>
@@ -4177,10 +4465,16 @@
         <w:tc>
           <w:tcPr>
             <w:tcW w:type="dxa" w:w="2197"/>
+            <w:tcMar>
+              <w:top w:w="40" w:type="dxa"/>
+              <w:bottom w:w="40" w:type="dxa"/>
+              <w:left w:w="100" w:type="dxa"/>
+              <w:right w:w="100" w:type="dxa"/>
+            </w:tcMar>
           </w:tcPr>
           <w:p>
             <w:pPr>
-              <w:spacing w:after="0"/>
+              <w:spacing w:line="240" w:lineRule="auto" w:before="0" w:after="0"/>
             </w:pPr>
             <w:r>
               <w:rPr>
@@ -5377,7 +5671,7 @@
       <w:r>
         <w:drawing>
           <wp:inline xmlns:a="http://schemas.openxmlformats.org/drawingml/2006/main" xmlns:pic="http://schemas.openxmlformats.org/drawingml/2006/picture">
-            <wp:extent cx="3340805" cy="4499999"/>
+            <wp:extent cx="5472000" cy="2622306"/>
             <wp:docPr id="1858245155" name="Picture 1858245155"/>
             <wp:cNvGraphicFramePr>
               <a:graphicFrameLocks noChangeAspect="1"/>
@@ -5398,7 +5692,7 @@
                   <pic:spPr>
                     <a:xfrm>
                       <a:off x="0" y="0"/>
-                      <a:ext cx="3340805" cy="4499999"/>
+                      <a:ext cx="5472000" cy="2622306"/>
                     </a:xfrm>
                     <a:prstGeom prst="rect"/>
                   </pic:spPr>

--- a/Optimalisasi-dan-Automasi/Modul-Word/Modul-12-Tier-Alarm-FSM-dan-ANSI-ISA-18-2.docx
+++ b/Optimalisasi-dan-Automasi/Modul-Word/Modul-12-Tier-Alarm-FSM-dan-ANSI-ISA-18-2.docx
@@ -3808,6 +3808,30 @@
     </w:p>
     <w:p>
       <w:pPr>
+        <w:spacing w:line="360" w:lineRule="auto" w:after="120"/>
+        <w:jc w:val="both"/>
+      </w:pPr>
+      <w:r>
+        <w:rPr>
+          <w:rFonts w:ascii="Arial" w:hAnsi="Arial" w:cs="Arial"/>
+          <w:b/>
+          <w:i w:val="0"/>
+          <w:sz w:val="22"/>
+        </w:rPr>
+        <w:t xml:space="preserve">Moore vs Mealy dalam Implementasi Praktis: </w:t>
+      </w:r>
+      <w:r>
+        <w:rPr>
+          <w:rFonts w:ascii="Arial" w:hAnsi="Arial" w:cs="Arial"/>
+          <w:b w:val="0"/>
+          <w:i w:val="0"/>
+          <w:sz w:val="22"/>
+        </w:rPr>
+        <w:t>Pemilihan antara Moore dan Mealy machine untuk implementasi FSM monitoring berpengaruh pada bagaimana aksi (seperti pengiriman notifikasi) dipetakan terhadap state: pada Moore machine, aksi hanya bergantung pada state tujuan sehingga transisi WARNING→ALERT dan transisi langsung NORMAL→ALERT (melewati WARNING akibat kenaikan mendadak) akan memicu aksi ALERT yang identik. Pada Mealy machine, aksi dapat dibedakan berdasarkan transisi spesifik yang terjadi, memungkinkan sistem mengirim notifikasi berbeda untuk "eskalasi bertahap terdeteksi dini" versus "lonjakan mendadak terdeteksi", informasi diagnostik tambahan yang berharga bagi tim maintenance dalam menentukan urgensi respons.</w:t>
+      </w:r>
+    </w:p>
+    <w:p>
+      <w:pPr>
         <w:keepNext/>
         <w:spacing w:before="160" w:after="80"/>
       </w:pPr>
@@ -4840,6 +4864,30 @@
     </w:p>
     <w:p>
       <w:pPr>
+        <w:spacing w:line="360" w:lineRule="auto" w:after="120"/>
+        <w:jc w:val="both"/>
+      </w:pPr>
+      <w:r>
+        <w:rPr>
+          <w:rFonts w:ascii="Arial" w:hAnsi="Arial" w:cs="Arial"/>
+          <w:b/>
+          <w:i w:val="0"/>
+          <w:sz w:val="22"/>
+        </w:rPr>
+        <w:t xml:space="preserve">Contoh Perhitungan Availability: </w:t>
+      </w:r>
+      <w:r>
+        <w:rPr>
+          <w:rFonts w:ascii="Arial" w:hAnsi="Arial" w:cs="Arial"/>
+          <w:b w:val="0"/>
+          <w:i w:val="0"/>
+          <w:sz w:val="22"/>
+        </w:rPr>
+        <w:t>Sebagai contoh perhitungan konkret: mesin dengan MTBF=720 jam (30 hari operasi rata-rata antar kegagalan) dan MTTR=8 jam (waktu perbaikan rata-rata) menghasilkan Availability=720/(720+8)=98,9%, angka yang tampak tinggi namun setara dengan sekitar 96 jam downtime per tahun, cukup signifikan untuk lini produksi kontinu bernilai tinggi. Menurunkan MTTR (respons perbaikan lebih cepat, biasanya via monitoring kondisi yang memberi peringatan dini) umumnya jauh lebih murah dan lebih cepat diimplementasikan dibanding menaikkan MTBF (yang membutuhkan overhaul desain atau penggantian komponen berkualitas lebih tinggi).</w:t>
+      </w:r>
+    </w:p>
+    <w:p>
+      <w:pPr>
         <w:keepNext/>
         <w:spacing w:before="120" w:after="40"/>
         <w:jc w:val="center"/>
@@ -4912,6 +4960,30 @@
     </w:p>
     <w:p>
       <w:pPr>
+        <w:spacing w:line="360" w:lineRule="auto" w:after="120"/>
+        <w:jc w:val="both"/>
+      </w:pPr>
+      <w:r>
+        <w:rPr>
+          <w:rFonts w:ascii="Arial" w:hAnsi="Arial" w:cs="Arial"/>
+          <w:b/>
+          <w:i w:val="0"/>
+          <w:sz w:val="22"/>
+        </w:rPr>
+        <w:t xml:space="preserve">Mengapa OEE sebagai Metrik Komposit: </w:t>
+      </w:r>
+      <w:r>
+        <w:rPr>
+          <w:rFonts w:ascii="Arial" w:hAnsi="Arial" w:cs="Arial"/>
+          <w:b w:val="0"/>
+          <w:i w:val="0"/>
+          <w:sz w:val="22"/>
+        </w:rPr>
+        <w:t>OEE dipilih sebagai metrik komposit tunggal karena sifat perkaliannya memaksa tim maintenance mengoptimalkan seluruh rantai produktivitas secara seimbang, bukan hanya salah satu aspek. Pabrik yang hanya berfokus meningkatkan Availability (misalnya lewat preventive maintenance agresif) tanpa memperhatikan Performance (kecepatan aktual dibanding kecepatan ideal) atau Quality (proporsi produk sesuai standar) tetap akan memiliki OEE rendah meski mesinnya jarang berhenti, karena downtime bukan satu-satunya sumber kerugian produktivitas.</w:t>
+      </w:r>
+    </w:p>
+    <w:p>
+      <w:pPr>
         <w:keepNext/>
         <w:spacing w:before="120" w:after="40"/>
         <w:jc w:val="center"/>
@@ -5622,6 +5694,21 @@
           <w:sz w:val="22"/>
         </w:rPr>
         <w:t>fungsi `run_monitoring_pipeline()` reusable menggabungkan klasifikasi zona, FSM, audit log, statistik persentase waktu per state, dan dashboard 3-panel; didemonstrasikan pada simulasi 24 jam (2880 sample).</w:t>
+      </w:r>
+    </w:p>
+    <w:p>
+      <w:pPr>
+        <w:spacing w:line="360" w:lineRule="auto" w:after="120"/>
+        <w:jc w:val="both"/>
+      </w:pPr>
+      <w:r>
+        <w:rPr>
+          <w:rFonts w:ascii="Arial" w:hAnsi="Arial" w:cs="Arial"/>
+          <w:b w:val="0"/>
+          <w:i w:val="0"/>
+          <w:sz w:val="22"/>
+        </w:rPr>
+        <w:t>Fungsi `run_monitoring_pipeline()` pada Cell 4 dirancang reusable agar dapat langsung diadaptasi ke sensor lain hanya dengan mengganti parameter threshold dan hysteresis, tanpa perlu menulis ulang logika FSM dan audit log dari nol, mencerminkan praktik rekayasa perangkat lunak yang baik untuk sistem monitoring produksi yang harus dipasang pada puluhan hingga ratusan titik sensor berbeda.</w:t>
       </w:r>
     </w:p>
     <w:p>

--- a/Optimalisasi-dan-Automasi/Modul-Word/Modul-12-Tier-Alarm-FSM-dan-ANSI-ISA-18-2.docx
+++ b/Optimalisasi-dan-Automasi/Modul-Word/Modul-12-Tier-Alarm-FSM-dan-ANSI-ISA-18-2.docx
@@ -8655,9 +8655,11 @@
     <w:sectPr>
       <w:headerReference w:type="default" r:id="rId15"/>
       <w:footerReference w:type="default" r:id="rId16"/>
+      <w:footerReference w:type="first" r:id="rId28"/>
       <w:pgSz w:w="11906" w:h="16838" w:code="9"/>
       <w:pgMar w:top="1701" w:right="1418" w:bottom="1418" w:left="1701" w:header="709" w:footer="709" w:gutter="0"/>
       <w:cols w:space="708"/>
+      <w:titlePg/>
       <w:docGrid w:linePitch="360"/>
     </w:sectPr>
   </w:body>
@@ -9212,6 +9214,16 @@
         </mc:Fallback>
       </mc:AlternateContent>
     </w:r>
+  </w:p>
+</w:ftr>
+</file>
+
+<file path=word/footer2.xml><?xml version="1.0" encoding="utf-8"?>
+<w:ftr xmlns:m="http://schemas.openxmlformats.org/officeDocument/2006/math" xmlns:mc="http://schemas.openxmlformats.org/markup-compatibility/2006" xmlns:mo="http://schemas.microsoft.com/office/mac/office/2008/main" xmlns:mv="urn:schemas-microsoft-com:mac:vml" xmlns:o="urn:schemas-microsoft-com:office:office" xmlns:r="http://schemas.openxmlformats.org/officeDocument/2006/relationships" xmlns:v="urn:schemas-microsoft-com:vml" xmlns:w10="urn:schemas-microsoft-com:office:word" xmlns:w14="http://schemas.microsoft.com/office/word/2010/wordml" xmlns:w="http://schemas.openxmlformats.org/wordprocessingml/2006/main" xmlns:wne="http://schemas.microsoft.com/office/word/2006/wordml" xmlns:wp14="http://schemas.microsoft.com/office/word/2010/wordprocessingDrawing" xmlns:wp="http://schemas.openxmlformats.org/drawingml/2006/wordprocessingDrawing" xmlns:wpc="http://schemas.microsoft.com/office/word/2010/wordprocessingCanvas" xmlns:wpg="http://schemas.microsoft.com/office/word/2010/wordprocessingGroup" xmlns:wpi="http://schemas.microsoft.com/office/word/2010/wordprocessingInk" xmlns:wps="http://schemas.microsoft.com/office/word/2010/wordprocessingShape" mc:Ignorable="w14 wp14">
+  <w:p>
+    <w:pPr>
+      <w:pStyle w:val="Footer"/>
+    </w:pPr>
   </w:p>
 </w:ftr>
 </file>

--- a/Optimalisasi-dan-Automasi/Modul-Word/Modul-12-Tier-Alarm-FSM-dan-ANSI-ISA-18-2.docx
+++ b/Optimalisasi-dan-Automasi/Modul-Word/Modul-12-Tier-Alarm-FSM-dan-ANSI-ISA-18-2.docx
@@ -468,7 +468,7 @@
                                 <w:szCs w:val="20"/>
                                 <w:lang w:val="fi-FI"/>
                               </w:rPr>
-                              <w:t xml:space="preserve">Sub-CPMK 4.3 – Mampu mengevaluasi dampak teknologi 4.0 terhadap kinerja dan kualitas</w:t>
+                              <w:t xml:space="preserve">Sub-CPMK 3.4 – Mampu mengevaluasi dampak teknologi 4.0 terhadap kinerja dan kualitas</w:t>
                             </w:r>
                             <w:r>
                               <w:rPr>
@@ -523,7 +523,7 @@
                           <w:szCs w:val="20"/>
                           <w:lang w:val="fi-FI"/>
                         </w:rPr>
-                        <w:t xml:space="preserve">Sub-CPMK 4.3 – Mampu mengevaluasi dampak teknologi 4.0 terhadap kinerja dan kualitas</w:t>
+                        <w:t xml:space="preserve">Sub-CPMK 3.4 – Mampu mengevaluasi dampak teknologi 4.0 terhadap kinerja dan kualitas</w:t>
                       </w:r>
                       <w:r>
                         <w:rPr>
@@ -2767,16 +2767,16 @@
           <w:i w:val="0"/>
           <w:sz w:val="22"/>
         </w:rPr>
-        <w:t xml:space="preserve">Sub-CPMK 4.3: </w:t>
-      </w:r>
-      <w:r>
-        <w:rPr>
-          <w:rFonts w:ascii="Arial" w:hAnsi="Arial" w:cs="Arial"/>
-          <w:b w:val="0"/>
-          <w:i w:val="0"/>
-          <w:sz w:val="22"/>
-        </w:rPr>
-        <w:t>Mampu mengevaluasi dampak teknologi 4.0 terhadap kinerja dan kualitas, yaitu mengevaluasi efektivitas arsitektur tier alarm dan FSM terhadap metrik kinerja sistem (availability, MTBF/MTTR, OEE) dan kualitas manajemen alarm (ANSI/ISA 18.2) (CPMK 4).</w:t>
+        <w:t xml:space="preserve">Sub-CPMK 3.4: </w:t>
+      </w:r>
+      <w:r>
+        <w:rPr>
+          <w:rFonts w:ascii="Arial" w:hAnsi="Arial" w:cs="Arial"/>
+          <w:b w:val="0"/>
+          <w:i w:val="0"/>
+          <w:sz w:val="22"/>
+        </w:rPr>
+        <w:t>Mampu mengevaluasi dampak teknologi 4.0 terhadap kinerja dan kualitas, yaitu mengevaluasi efektivitas arsitektur tier alarm dan FSM terhadap metrik kinerja sistem (availability, MTBF/MTTR, OEE) dan kualitas manajemen alarm (ANSI/ISA 18.2) (CPMK 3).</w:t>
       </w:r>
     </w:p>
     <w:p>

--- a/Optimalisasi-dan-Automasi/Modul-Word/Modul-12-Tier-Alarm-FSM-dan-ANSI-ISA-18-2.docx
+++ b/Optimalisasi-dan-Automasi/Modul-Word/Modul-12-Tier-Alarm-FSM-dan-ANSI-ISA-18-2.docx
@@ -468,7 +468,7 @@
                                 <w:szCs w:val="20"/>
                                 <w:lang w:val="fi-FI"/>
                               </w:rPr>
-                              <w:t xml:space="preserve">Sub-CPMK 3.4 – Mampu mengevaluasi dampak teknologi 4.0 terhadap kinerja dan kualitas</w:t>
+                              <w:t xml:space="preserve">Sub-CPMK 4.3 – Mampu mengevaluasi dampak teknologi 4.0 terhadap kinerja dan kualitas</w:t>
                             </w:r>
                             <w:r>
                               <w:rPr>
@@ -523,7 +523,7 @@
                           <w:szCs w:val="20"/>
                           <w:lang w:val="fi-FI"/>
                         </w:rPr>
-                        <w:t xml:space="preserve">Sub-CPMK 3.4 – Mampu mengevaluasi dampak teknologi 4.0 terhadap kinerja dan kualitas</w:t>
+                        <w:t xml:space="preserve">Sub-CPMK 4.3 – Mampu mengevaluasi dampak teknologi 4.0 terhadap kinerja dan kualitas</w:t>
                       </w:r>
                       <w:r>
                         <w:rPr>
@@ -2767,16 +2767,16 @@
           <w:i w:val="0"/>
           <w:sz w:val="22"/>
         </w:rPr>
-        <w:t xml:space="preserve">Sub-CPMK 3.4: </w:t>
-      </w:r>
-      <w:r>
-        <w:rPr>
-          <w:rFonts w:ascii="Arial" w:hAnsi="Arial" w:cs="Arial"/>
-          <w:b w:val="0"/>
-          <w:i w:val="0"/>
-          <w:sz w:val="22"/>
-        </w:rPr>
-        <w:t>Mampu mengevaluasi dampak teknologi 4.0 terhadap kinerja dan kualitas, yaitu mengevaluasi efektivitas arsitektur tier alarm dan FSM terhadap metrik kinerja sistem (availability, MTBF/MTTR, OEE) dan kualitas manajemen alarm (ANSI/ISA 18.2) (CPMK 3).</w:t>
+        <w:t xml:space="preserve">Sub-CPMK 4.3: </w:t>
+      </w:r>
+      <w:r>
+        <w:rPr>
+          <w:rFonts w:ascii="Arial" w:hAnsi="Arial" w:cs="Arial"/>
+          <w:b w:val="0"/>
+          <w:i w:val="0"/>
+          <w:sz w:val="22"/>
+        </w:rPr>
+        <w:t>Mampu mengevaluasi dampak teknologi 4.0 terhadap kinerja dan kualitas, yaitu mengevaluasi efektivitas arsitektur tier alarm dan FSM terhadap metrik kinerja sistem (availability, MTBF/MTTR, OEE) dan kualitas manajemen alarm (ANSI/ISA 18.2) (CPMK 4).</w:t>
       </w:r>
     </w:p>
     <w:p>

--- a/Optimalisasi-dan-Automasi/Modul-Word/Modul-12-Tier-Alarm-FSM-dan-ANSI-ISA-18-2.docx
+++ b/Optimalisasi-dan-Automasi/Modul-Word/Modul-12-Tier-Alarm-FSM-dan-ANSI-ISA-18-2.docx
@@ -5546,7 +5546,7 @@
           <w:color w:val="444444"/>
           <w:sz w:val="20"/>
         </w:rPr>
-        <w:t>Gambar 7. Cuplikan class MonitoringFSM dengan definisi state, threshold, hysteresis, dan debounce.</w:t>
+        <w:t xml:space="preserve">Gambar 7. Sampel class MonitoringFSM dengan definisi state, threshold, hysteresis, dan debounce.</w:t>
       </w:r>
     </w:p>
     <w:p>
@@ -5561,7 +5561,7 @@
           <w:i w:val="0"/>
           <w:sz w:val="22"/>
         </w:rPr>
-        <w:t>Gambar 7 menunjukkan cuplikan kode inti class `MonitoringFSM`.</w:t>
+        <w:t xml:space="preserve">Gambar 7 menunjukkan potongan kode inti class `MonitoringFSM`.</w:t>
       </w:r>
     </w:p>
     <w:p>

--- a/Optimalisasi-dan-Automasi/Modul-Word/Modul-12-Tier-Alarm-FSM-dan-ANSI-ISA-18-2.docx
+++ b/Optimalisasi-dan-Automasi/Modul-Word/Modul-12-Tier-Alarm-FSM-dan-ANSI-ISA-18-2.docx
@@ -1379,7 +1379,7 @@
                                 <w:szCs w:val="20"/>
                                 <w:lang w:val="en-US"/>
                               </w:rPr>
-                              <w:t>myclass.mercubuana.ac.id</w:t>
+                              <w:t xml:space="preserve">myclass.mercubuana.ac·id</w:t>
                             </w:r>
                           </w:p>
                         </w:txbxContent>
@@ -1426,7 +1426,7 @@
                           <w:szCs w:val="20"/>
                           <w:lang w:val="en-US"/>
                         </w:rPr>
-                        <w:t>myclass.mercubuana.ac.id</w:t>
+                        <w:t xml:space="preserve">myclass.mercubuana.ac·id</w:t>
                       </w:r>
                     </w:p>
                   </w:txbxContent>
@@ -2512,7 +2512,7 @@
                                 <w:sz w:val="20"/>
                                 <w:szCs w:val="20"/>
                               </w:rPr>
-                              <w:t>www.mercubuana.ac.id</w:t>
+                              <w:t xml:space="preserve">www.mercubuana.ac·id</w:t>
                             </w:r>
                           </w:p>
                         </w:txbxContent>
@@ -2558,7 +2558,7 @@
                           <w:sz w:val="20"/>
                           <w:szCs w:val="20"/>
                         </w:rPr>
-                        <w:t>www.mercubuana.ac.id</w:t>
+                        <w:t xml:space="preserve">www.mercubuana.ac·id</w:t>
                       </w:r>
                     </w:p>
                   </w:txbxContent>
@@ -3159,7 +3159,7 @@
                 <w:i w:val="0"/>
                 <w:sz w:val="19"/>
               </w:rPr>
-              <w:t>&lt;= 1,4 (Zone A)</w:t>
+              <w:t xml:space="preserve">≤ 1,4 (Zone A)</w:t>
             </w:r>
           </w:p>
         </w:tc>
@@ -3372,7 +3372,7 @@
                 <w:i w:val="0"/>
                 <w:sz w:val="19"/>
               </w:rPr>
-              <w:t>5 menit -&gt; Alert</w:t>
+              <w:t xml:space="preserve">5 menit → Alert</w:t>
             </w:r>
           </w:p>
         </w:tc>
@@ -3507,7 +3507,7 @@
                 <w:i w:val="0"/>
                 <w:sz w:val="19"/>
               </w:rPr>
-              <w:t>10 menit -&gt; Critical</w:t>
+              <w:t xml:space="preserve">10 menit → Critical</w:t>
             </w:r>
           </w:p>
         </w:tc>
@@ -3684,7 +3684,91 @@
           <w:i w:val="0"/>
           <w:sz w:val="22"/>
         </w:rPr>
-        <w:t>Studi kasus: RMS=2,79 mm/s berosilasi tepat di sekitar T_warn=2,8 dengan noise ±0,05 menghasilkan hingga 600 alert/menit tanpa hysteresis; dengan hysteresis (T_on=2,8, T_off=2,6, margin 0,2), chattering ini hilang sepenuhnya.</w:t>
+        <w:t xml:space="preserve">Studi kasus: RMS=2,79 mm/s berosilasi tepat di sekitar </w:t>
+      </w:r>
+      <w:r>
+        <w:rPr>
+          <w:rFonts w:ascii="Arial" w:hAnsi="Arial" w:cs="Arial"/>
+          <w:b w:val="0"/>
+          <w:i w:val="0"/>
+          <w:sz w:val="22"/>
+        </w:rPr>
+        <w:t xml:space="preserve">T</w:t>
+      </w:r>
+      <w:r>
+        <w:rPr>
+          <w:rFonts w:ascii="Arial" w:hAnsi="Arial" w:cs="Arial"/>
+          <w:b w:val="0"/>
+          <w:i w:val="0"/>
+          <w:sz w:val="22"/>
+          <w:vertAlign w:val="subscript"/>
+        </w:rPr>
+        <w:t xml:space="preserve">warn</w:t>
+      </w:r>
+      <w:r>
+        <w:rPr>
+          <w:rFonts w:ascii="Arial" w:hAnsi="Arial" w:cs="Arial"/>
+          <w:b w:val="0"/>
+          <w:i w:val="0"/>
+          <w:sz w:val="22"/>
+        </w:rPr>
+        <w:t xml:space="preserve">=2,8 dengan noise ±0,05 menghasilkan hingga 600 alert/menit tanpa hysteresis; dengan hysteresis (</w:t>
+      </w:r>
+      <w:r>
+        <w:rPr>
+          <w:rFonts w:ascii="Arial" w:hAnsi="Arial" w:cs="Arial"/>
+          <w:b w:val="0"/>
+          <w:i w:val="0"/>
+          <w:sz w:val="22"/>
+        </w:rPr>
+        <w:t xml:space="preserve">T</w:t>
+      </w:r>
+      <w:r>
+        <w:rPr>
+          <w:rFonts w:ascii="Arial" w:hAnsi="Arial" w:cs="Arial"/>
+          <w:b w:val="0"/>
+          <w:i w:val="0"/>
+          <w:sz w:val="22"/>
+          <w:vertAlign w:val="subscript"/>
+        </w:rPr>
+        <w:t xml:space="preserve">on</w:t>
+      </w:r>
+      <w:r>
+        <w:rPr>
+          <w:rFonts w:ascii="Arial" w:hAnsi="Arial" w:cs="Arial"/>
+          <w:b w:val="0"/>
+          <w:i w:val="0"/>
+          <w:sz w:val="22"/>
+        </w:rPr>
+        <w:t xml:space="preserve">=2,8, </w:t>
+      </w:r>
+      <w:r>
+        <w:rPr>
+          <w:rFonts w:ascii="Arial" w:hAnsi="Arial" w:cs="Arial"/>
+          <w:b w:val="0"/>
+          <w:i w:val="0"/>
+          <w:sz w:val="22"/>
+        </w:rPr>
+        <w:t xml:space="preserve">T</w:t>
+      </w:r>
+      <w:r>
+        <w:rPr>
+          <w:rFonts w:ascii="Arial" w:hAnsi="Arial" w:cs="Arial"/>
+          <w:b w:val="0"/>
+          <w:i w:val="0"/>
+          <w:sz w:val="22"/>
+          <w:vertAlign w:val="subscript"/>
+        </w:rPr>
+        <w:t xml:space="preserve">off</w:t>
+      </w:r>
+      <w:r>
+        <w:rPr>
+          <w:rFonts w:ascii="Arial" w:hAnsi="Arial" w:cs="Arial"/>
+          <w:b w:val="0"/>
+          <w:i w:val="0"/>
+          <w:sz w:val="22"/>
+        </w:rPr>
+        <w:t xml:space="preserve">=2,6, margin 0,2), chattering ini hilang sepenuhnya.</w:t>
       </w:r>
     </w:p>
     <w:p>
@@ -3731,7 +3815,63 @@
           <w:i w:val="0"/>
           <w:sz w:val="22"/>
         </w:rPr>
-        <w:t>FSM diformalkan sebagai 5-tuple (S, s0, Sigma, delta, F): S={NORMAL, WARNING, ALERT, CRITICAL, FAULT}, s0=NORMAL, Sigma=pembacaan sensor dan event timer, delta=aturan transisi. Moore machine menghasilkan output hanya berdasarkan state saat ini f(s); Mealy machine menghasilkan output berdasarkan state dan input f(s,sigma), lebih ekspresif tetapi lebih kompleks.</w:t>
+        <w:t xml:space="preserve">FSM diformalkan sebagai 5-tuple (S, </w:t>
+      </w:r>
+      <w:r>
+        <w:rPr>
+          <w:rFonts w:ascii="Arial" w:hAnsi="Arial" w:cs="Arial"/>
+          <w:b w:val="0"/>
+          <w:i w:val="0"/>
+          <w:sz w:val="22"/>
+        </w:rPr>
+        <w:t xml:space="preserve">s</w:t>
+      </w:r>
+      <w:r>
+        <w:rPr>
+          <w:rFonts w:ascii="Arial" w:hAnsi="Arial" w:cs="Arial"/>
+          <w:b w:val="0"/>
+          <w:i w:val="0"/>
+          <w:sz w:val="22"/>
+          <w:vertAlign w:val="subscript"/>
+        </w:rPr>
+        <w:t xml:space="preserve">0</w:t>
+      </w:r>
+      <w:r>
+        <w:rPr>
+          <w:rFonts w:ascii="Arial" w:hAnsi="Arial" w:cs="Arial"/>
+          <w:b w:val="0"/>
+          <w:i w:val="0"/>
+          <w:sz w:val="22"/>
+        </w:rPr>
+        <w:t xml:space="preserve">, Σ, δ, F): S={NORMAL, WARNING, ALERT, CRITICAL, FAULT}, </w:t>
+      </w:r>
+      <w:r>
+        <w:rPr>
+          <w:rFonts w:ascii="Arial" w:hAnsi="Arial" w:cs="Arial"/>
+          <w:b w:val="0"/>
+          <w:i w:val="0"/>
+          <w:sz w:val="22"/>
+        </w:rPr>
+        <w:t xml:space="preserve">s</w:t>
+      </w:r>
+      <w:r>
+        <w:rPr>
+          <w:rFonts w:ascii="Arial" w:hAnsi="Arial" w:cs="Arial"/>
+          <w:b w:val="0"/>
+          <w:i w:val="0"/>
+          <w:sz w:val="22"/>
+          <w:vertAlign w:val="subscript"/>
+        </w:rPr>
+        <w:t xml:space="preserve">0</w:t>
+      </w:r>
+      <w:r>
+        <w:rPr>
+          <w:rFonts w:ascii="Arial" w:hAnsi="Arial" w:cs="Arial"/>
+          <w:b w:val="0"/>
+          <w:i w:val="0"/>
+          <w:sz w:val="22"/>
+        </w:rPr>
+        <w:t xml:space="preserve">=NORMAL, Σ=pembacaan sensor dan event timer, δ=aturan transisi. Moore machine menghasilkan output hanya berdasarkan state saat ini f(s); Mealy machine menghasilkan output berdasarkan state dan input f(s,σ), lebih ekspresif tetapi lebih kompleks.</w:t>
       </w:r>
     </w:p>
     <w:p>
@@ -3803,7 +3943,35 @@
           <w:i w:val="0"/>
           <w:sz w:val="22"/>
         </w:rPr>
-        <w:t>Gambar 3 menunjukkan diagram lengkap FSM monitoring dengan 5 state; transisi naik (eskalasi) membutuhkan threshold terlampaui ATAU persistence timer terlampaui, sedangkan transisi turun (recovery) membutuhkan sinyal berada di bawah T_off (hysteresis) selama beberapa sample berturut-turut.</w:t>
+        <w:t xml:space="preserve">Gambar 3 menunjukkan diagram lengkap FSM monitoring dengan 5 state; transisi naik (eskalasi) membutuhkan threshold terlampaui ATAU persistence timer terlampaui, sedangkan transisi turun (recovery) membutuhkan sinyal berada di bawah </w:t>
+      </w:r>
+      <w:r>
+        <w:rPr>
+          <w:rFonts w:ascii="Arial" w:hAnsi="Arial" w:cs="Arial"/>
+          <w:b w:val="0"/>
+          <w:i w:val="0"/>
+          <w:sz w:val="22"/>
+        </w:rPr>
+        <w:t xml:space="preserve">T</w:t>
+      </w:r>
+      <w:r>
+        <w:rPr>
+          <w:rFonts w:ascii="Arial" w:hAnsi="Arial" w:cs="Arial"/>
+          <w:b w:val="0"/>
+          <w:i w:val="0"/>
+          <w:sz w:val="22"/>
+          <w:vertAlign w:val="subscript"/>
+        </w:rPr>
+        <w:t xml:space="preserve">off</w:t>
+      </w:r>
+      <w:r>
+        <w:rPr>
+          <w:rFonts w:ascii="Arial" w:hAnsi="Arial" w:cs="Arial"/>
+          <w:b w:val="0"/>
+          <w:i w:val="0"/>
+          <w:sz w:val="22"/>
+        </w:rPr>
+        <w:t xml:space="preserve"> (hysteresis) selama beberapa sample berturut-turut.</w:t>
       </w:r>
     </w:p>
     <w:p>
@@ -3843,7 +4011,38 @@
           <w:color w:val="444444"/>
           <w:sz w:val="20"/>
         </w:rPr>
-        <w:t>Tabel 2. Lima transisi FSM monitoring: kondisi pemicu, aksi on_entry, dan jumlah debounce sample yang dibutuhkan.</w:t>
+        <w:t xml:space="preserve">Tabel 2. Lima transisi FSM monitoring: kondisi pemicu, aksi </w:t>
+      </w:r>
+      <w:r>
+        <w:rPr>
+          <w:rFonts w:ascii="Arial" w:hAnsi="Arial" w:cs="Arial"/>
+          <w:b w:val="0"/>
+          <w:i/>
+          <w:color w:val="444444"/>
+          <w:sz w:val="20"/>
+        </w:rPr>
+        <w:t xml:space="preserve">on</w:t>
+      </w:r>
+      <w:r>
+        <w:rPr>
+          <w:rFonts w:ascii="Arial" w:hAnsi="Arial" w:cs="Arial"/>
+          <w:b w:val="0"/>
+          <w:i/>
+          <w:color w:val="444444"/>
+          <w:sz w:val="20"/>
+          <w:vertAlign w:val="subscript"/>
+        </w:rPr>
+        <w:t xml:space="preserve">entry</w:t>
+      </w:r>
+      <w:r>
+        <w:rPr>
+          <w:rFonts w:ascii="Arial" w:hAnsi="Arial" w:cs="Arial"/>
+          <w:b w:val="0"/>
+          <w:i/>
+          <w:color w:val="444444"/>
+          <w:sz w:val="20"/>
+        </w:rPr>
+        <w:t xml:space="preserve">, dan jumlah debounce sample yang dibutuhkan.</w:t>
       </w:r>
     </w:p>
     <w:tbl>
@@ -3939,7 +4138,35 @@
                 <w:i w:val="0"/>
                 <w:sz w:val="19"/>
               </w:rPr>
-              <w:t>Action (on_entry)</w:t>
+              <w:t xml:space="preserve">Action (</w:t>
+            </w:r>
+            <w:r>
+              <w:rPr>
+                <w:rFonts w:ascii="Arial" w:hAnsi="Arial" w:cs="Arial"/>
+                <w:b/>
+                <w:i w:val="0"/>
+                <w:sz w:val="19"/>
+              </w:rPr>
+              <w:t xml:space="preserve">on</w:t>
+            </w:r>
+            <w:r>
+              <w:rPr>
+                <w:rFonts w:ascii="Arial" w:hAnsi="Arial" w:cs="Arial"/>
+                <w:b/>
+                <w:i w:val="0"/>
+                <w:sz w:val="19"/>
+                <w:vertAlign w:val="subscript"/>
+              </w:rPr>
+              <w:t xml:space="preserve">entry</w:t>
+            </w:r>
+            <w:r>
+              <w:rPr>
+                <w:rFonts w:ascii="Arial" w:hAnsi="Arial" w:cs="Arial"/>
+                <w:b/>
+                <w:i w:val="0"/>
+                <w:sz w:val="19"/>
+              </w:rPr>
+              <w:t xml:space="preserve">)</w:t>
             </w:r>
           </w:p>
         </w:tc>
@@ -3997,7 +4224,7 @@
                 <w:i w:val="0"/>
                 <w:sz w:val="19"/>
               </w:rPr>
-              <w:t>NORMAL -&gt; WARNING</w:t>
+              <w:t xml:space="preserve">NORMAL → WARNING</w:t>
             </w:r>
           </w:p>
         </w:tc>
@@ -4023,7 +4250,35 @@
                 <w:i w:val="0"/>
                 <w:sz w:val="19"/>
               </w:rPr>
-              <w:t>rms &gt; T_warn (1,4)</w:t>
+              <w:t xml:space="preserve">rms &gt; </w:t>
+            </w:r>
+            <w:r>
+              <w:rPr>
+                <w:rFonts w:ascii="Arial" w:hAnsi="Arial" w:cs="Arial"/>
+                <w:b w:val="0"/>
+                <w:i w:val="0"/>
+                <w:sz w:val="19"/>
+              </w:rPr>
+              <w:t xml:space="preserve">T</w:t>
+            </w:r>
+            <w:r>
+              <w:rPr>
+                <w:rFonts w:ascii="Arial" w:hAnsi="Arial" w:cs="Arial"/>
+                <w:b w:val="0"/>
+                <w:i w:val="0"/>
+                <w:sz w:val="19"/>
+                <w:vertAlign w:val="subscript"/>
+              </w:rPr>
+              <w:t xml:space="preserve">warn</w:t>
+            </w:r>
+            <w:r>
+              <w:rPr>
+                <w:rFonts w:ascii="Arial" w:hAnsi="Arial" w:cs="Arial"/>
+                <w:b w:val="0"/>
+                <w:i w:val="0"/>
+                <w:sz w:val="19"/>
+              </w:rPr>
+              <w:t xml:space="preserve"> (1,4)</w:t>
             </w:r>
           </w:p>
         </w:tc>
@@ -4106,7 +4361,7 @@
                 <w:i w:val="0"/>
                 <w:sz w:val="19"/>
               </w:rPr>
-              <w:t>WARNING -&gt; ALERT</w:t>
+              <w:t xml:space="preserve">WARNING → ALERT</w:t>
             </w:r>
           </w:p>
         </w:tc>
@@ -4132,7 +4387,35 @@
                 <w:i w:val="0"/>
                 <w:sz w:val="19"/>
               </w:rPr>
-              <w:t>rms &gt; T_alert (2,8) atau persist &gt; 5 menit</w:t>
+              <w:t xml:space="preserve">rms &gt; </w:t>
+            </w:r>
+            <w:r>
+              <w:rPr>
+                <w:rFonts w:ascii="Arial" w:hAnsi="Arial" w:cs="Arial"/>
+                <w:b w:val="0"/>
+                <w:i w:val="0"/>
+                <w:sz w:val="19"/>
+              </w:rPr>
+              <w:t xml:space="preserve">T</w:t>
+            </w:r>
+            <w:r>
+              <w:rPr>
+                <w:rFonts w:ascii="Arial" w:hAnsi="Arial" w:cs="Arial"/>
+                <w:b w:val="0"/>
+                <w:i w:val="0"/>
+                <w:sz w:val="19"/>
+                <w:vertAlign w:val="subscript"/>
+              </w:rPr>
+              <w:t xml:space="preserve">alert</w:t>
+            </w:r>
+            <w:r>
+              <w:rPr>
+                <w:rFonts w:ascii="Arial" w:hAnsi="Arial" w:cs="Arial"/>
+                <w:b w:val="0"/>
+                <w:i w:val="0"/>
+                <w:sz w:val="19"/>
+              </w:rPr>
+              <w:t xml:space="preserve"> (2,8) atau persist &gt; 5 menit</w:t>
             </w:r>
           </w:p>
         </w:tc>
@@ -4215,7 +4498,7 @@
                 <w:i w:val="0"/>
                 <w:sz w:val="19"/>
               </w:rPr>
-              <w:t>ALERT -&gt; CRITICAL</w:t>
+              <w:t xml:space="preserve">ALERT → CRITICAL</w:t>
             </w:r>
           </w:p>
         </w:tc>
@@ -4241,7 +4524,35 @@
                 <w:i w:val="0"/>
                 <w:sz w:val="19"/>
               </w:rPr>
-              <w:t>rms &gt; T_crit (4,5) atau persist &gt; 10 menit</w:t>
+              <w:t xml:space="preserve">rms &gt; </w:t>
+            </w:r>
+            <w:r>
+              <w:rPr>
+                <w:rFonts w:ascii="Arial" w:hAnsi="Arial" w:cs="Arial"/>
+                <w:b w:val="0"/>
+                <w:i w:val="0"/>
+                <w:sz w:val="19"/>
+              </w:rPr>
+              <w:t xml:space="preserve">T</w:t>
+            </w:r>
+            <w:r>
+              <w:rPr>
+                <w:rFonts w:ascii="Arial" w:hAnsi="Arial" w:cs="Arial"/>
+                <w:b w:val="0"/>
+                <w:i w:val="0"/>
+                <w:sz w:val="19"/>
+                <w:vertAlign w:val="subscript"/>
+              </w:rPr>
+              <w:t xml:space="preserve">crit</w:t>
+            </w:r>
+            <w:r>
+              <w:rPr>
+                <w:rFonts w:ascii="Arial" w:hAnsi="Arial" w:cs="Arial"/>
+                <w:b w:val="0"/>
+                <w:i w:val="0"/>
+                <w:sz w:val="19"/>
+              </w:rPr>
+              <w:t xml:space="preserve"> (4,5) atau persist &gt; 10 menit</w:t>
             </w:r>
           </w:p>
         </w:tc>
@@ -4324,7 +4635,7 @@
                 <w:i w:val="0"/>
                 <w:sz w:val="19"/>
               </w:rPr>
-              <w:t>CRITICAL -&gt; FAULT</w:t>
+              <w:t xml:space="preserve">CRITICAL → FAULT</w:t>
             </w:r>
           </w:p>
         </w:tc>
@@ -4432,7 +4743,7 @@
                 <w:i w:val="0"/>
                 <w:sz w:val="19"/>
               </w:rPr>
-              <w:t>Any -&gt; NORMAL</w:t>
+              <w:t xml:space="preserve">Any → NORMAL</w:t>
             </w:r>
           </w:p>
         </w:tc>
@@ -4457,7 +4768,35 @@
                 <w:i w:val="0"/>
                 <w:sz w:val="19"/>
               </w:rPr>
-              <w:t>rms &lt; T_off (hysteresis) dan persist &gt; 1 menit</w:t>
+              <w:t xml:space="preserve">rms &lt; </w:t>
+            </w:r>
+            <w:r>
+              <w:rPr>
+                <w:rFonts w:ascii="Arial" w:hAnsi="Arial" w:cs="Arial"/>
+                <w:b w:val="0"/>
+                <w:i w:val="0"/>
+                <w:sz w:val="19"/>
+              </w:rPr>
+              <w:t xml:space="preserve">T</w:t>
+            </w:r>
+            <w:r>
+              <w:rPr>
+                <w:rFonts w:ascii="Arial" w:hAnsi="Arial" w:cs="Arial"/>
+                <w:b w:val="0"/>
+                <w:i w:val="0"/>
+                <w:sz w:val="19"/>
+                <w:vertAlign w:val="subscript"/>
+              </w:rPr>
+              <w:t xml:space="preserve">off</w:t>
+            </w:r>
+            <w:r>
+              <w:rPr>
+                <w:rFonts w:ascii="Arial" w:hAnsi="Arial" w:cs="Arial"/>
+                <w:b w:val="0"/>
+                <w:i w:val="0"/>
+                <w:sz w:val="19"/>
+              </w:rPr>
+              <w:t xml:space="preserve"> (hysteresis) dan persist &gt; 1 menit</w:t>
             </w:r>
           </w:p>
         </w:tc>
@@ -4798,6 +5137,15 @@
         </w:rPr>
         <w:t>Gambar 4 menunjukkan dampak alarm rationalization: dari 100 alarm per 10 menit (jauh melampaui batas alarm flood) menjadi 8 alarm per 10 menit (di bawah batas ANSI/ISA 18.2), tercapai lewat penghapusan alarm duplikat dan penerapan suppression rules.</w:t>
       </w:r>
+      <w:r>
+        <w:rPr>
+          <w:rFonts w:ascii="Arial" w:hAnsi="Arial" w:cs="Arial"/>
+          <w:b w:val="0"/>
+          <w:i w:val="0"/>
+          <w:sz w:val="22"/>
+        </w:rPr>
+        <w:t xml:space="preserve"> Hubungan ini dirangkum dalam Persamaan (1).</w:t>
+      </w:r>
     </w:p>
     <w:p>
       <w:pPr>
@@ -4835,7 +5183,48 @@
           <w:color w:val="305496"/>
           <w:sz w:val="22"/>
         </w:rPr>
-        <w:t>Availability = MTBF/(MTBF+MTTR)      MTBF = total jam operasi / jumlah kegagalan      OEE = Availability x Performance x Quality      2oo3: R_sys = 3R²-2R³</w:t>
+        <w:t xml:space="preserve">Availability = MTBF/(MTBF+MTTR)      MTBF = total jam operasi / jumlah kegagalan      OEE = Availability x Performance x Quality      2oo3: </w:t>
+      </w:r>
+      <w:r>
+        <w:rPr>
+          <w:rFonts w:ascii="Arial" w:hAnsi="Arial" w:cs="Arial"/>
+          <w:b/>
+          <w:i/>
+          <w:color w:val="305496"/>
+          <w:sz w:val="22"/>
+        </w:rPr>
+        <w:t xml:space="preserve">R</w:t>
+      </w:r>
+      <w:r>
+        <w:rPr>
+          <w:rFonts w:ascii="Arial" w:hAnsi="Arial" w:cs="Arial"/>
+          <w:b/>
+          <w:i/>
+          <w:color w:val="305496"/>
+          <w:sz w:val="22"/>
+          <w:vertAlign w:val="subscript"/>
+        </w:rPr>
+        <w:t xml:space="preserve">sys</w:t>
+      </w:r>
+      <w:r>
+        <w:rPr>
+          <w:rFonts w:ascii="Arial" w:hAnsi="Arial" w:cs="Arial"/>
+          <w:b/>
+          <w:i/>
+          <w:color w:val="305496"/>
+          <w:sz w:val="22"/>
+        </w:rPr>
+        <w:t xml:space="preserve"> = 3R²-2R³</w:t>
+      </w:r>
+      <w:r>
+        <w:rPr>
+          <w:rFonts w:ascii="Arial" w:hAnsi="Arial" w:cs="Arial"/>
+          <w:b/>
+          <w:i/>
+          <w:color w:val="305496"/>
+          <w:sz w:val="22"/>
+        </w:rPr>
+        <w:t xml:space="preserve">   (1)</w:t>
       </w:r>
     </w:p>
     <w:p>
@@ -4940,7 +5329,38 @@
           <w:color w:val="444444"/>
           <w:sz w:val="20"/>
         </w:rPr>
-        <w:t>Gambar 5. Keandalan sistem redundan 2-dari-3 (2oo3) dibanding sensor tunggal: R_sys=3R²-2R³ selalu lebih tinggi dari R untuk R&gt;0,5.</w:t>
+        <w:t xml:space="preserve">Gambar 5. Keandalan sistem redundan 2-dari-3 (2oo3) dibanding sensor tunggal: </w:t>
+      </w:r>
+      <w:r>
+        <w:rPr>
+          <w:rFonts w:ascii="Arial" w:hAnsi="Arial" w:cs="Arial"/>
+          <w:b w:val="0"/>
+          <w:i/>
+          <w:color w:val="444444"/>
+          <w:sz w:val="20"/>
+        </w:rPr>
+        <w:t xml:space="preserve">R</w:t>
+      </w:r>
+      <w:r>
+        <w:rPr>
+          <w:rFonts w:ascii="Arial" w:hAnsi="Arial" w:cs="Arial"/>
+          <w:b w:val="0"/>
+          <w:i/>
+          <w:color w:val="444444"/>
+          <w:sz w:val="20"/>
+          <w:vertAlign w:val="subscript"/>
+        </w:rPr>
+        <w:t xml:space="preserve">sys</w:t>
+      </w:r>
+      <w:r>
+        <w:rPr>
+          <w:rFonts w:ascii="Arial" w:hAnsi="Arial" w:cs="Arial"/>
+          <w:b w:val="0"/>
+          <w:i/>
+          <w:color w:val="444444"/>
+          <w:sz w:val="20"/>
+        </w:rPr>
+        <w:t xml:space="preserve">=3R²-2R³ selalu lebih tinggi dari R untuk R&gt;0,5.</w:t>
       </w:r>
     </w:p>
     <w:p>
@@ -5627,7 +6047,63 @@
           <w:i w:val="0"/>
           <w:sz w:val="22"/>
         </w:rPr>
-        <w:t>class `HysteresisAlarm` (T_on/T_off) dibandingkan `SimpleThreshold` pada sinyal RMS 500 sample; hysteresis menekan chattering secara signifikan.</w:t>
+        <w:t xml:space="preserve">class `HysteresisAlarm` (</w:t>
+      </w:r>
+      <w:r>
+        <w:rPr>
+          <w:rFonts w:ascii="Arial" w:hAnsi="Arial" w:cs="Arial"/>
+          <w:b w:val="0"/>
+          <w:i w:val="0"/>
+          <w:sz w:val="22"/>
+        </w:rPr>
+        <w:t xml:space="preserve">T</w:t>
+      </w:r>
+      <w:r>
+        <w:rPr>
+          <w:rFonts w:ascii="Arial" w:hAnsi="Arial" w:cs="Arial"/>
+          <w:b w:val="0"/>
+          <w:i w:val="0"/>
+          <w:sz w:val="22"/>
+          <w:vertAlign w:val="subscript"/>
+        </w:rPr>
+        <w:t xml:space="preserve">on</w:t>
+      </w:r>
+      <w:r>
+        <w:rPr>
+          <w:rFonts w:ascii="Arial" w:hAnsi="Arial" w:cs="Arial"/>
+          <w:b w:val="0"/>
+          <w:i w:val="0"/>
+          <w:sz w:val="22"/>
+        </w:rPr>
+        <w:t xml:space="preserve">/</w:t>
+      </w:r>
+      <w:r>
+        <w:rPr>
+          <w:rFonts w:ascii="Arial" w:hAnsi="Arial" w:cs="Arial"/>
+          <w:b w:val="0"/>
+          <w:i w:val="0"/>
+          <w:sz w:val="22"/>
+        </w:rPr>
+        <w:t xml:space="preserve">T</w:t>
+      </w:r>
+      <w:r>
+        <w:rPr>
+          <w:rFonts w:ascii="Arial" w:hAnsi="Arial" w:cs="Arial"/>
+          <w:b w:val="0"/>
+          <w:i w:val="0"/>
+          <w:sz w:val="22"/>
+          <w:vertAlign w:val="subscript"/>
+        </w:rPr>
+        <w:t xml:space="preserve">off</w:t>
+      </w:r>
+      <w:r>
+        <w:rPr>
+          <w:rFonts w:ascii="Arial" w:hAnsi="Arial" w:cs="Arial"/>
+          <w:b w:val="0"/>
+          <w:i w:val="0"/>
+          <w:sz w:val="22"/>
+        </w:rPr>
+        <w:t xml:space="preserve">) dibandingkan `SimpleThreshold` pada sinyal RMS 500 sample; hysteresis menekan chattering secara signifikan.</w:t>
       </w:r>
     </w:p>
     <w:p>
@@ -7545,7 +8021,35 @@
           <w:i w:val="0"/>
           <w:sz w:val="22"/>
         </w:rPr>
-        <w:t>Catatan: Availability=MTBF/(MTBF+MTTR); MTBF=total jam operasi/jumlah kegagalan; OEE=Availability x Performance x Quality; redundansi 2oo3 voting: R_sys=3R²-2R³; ANSI/ISA 18.2: target &lt;=1 alarm/10 menit/operator, alarm flood=&gt;10 alarm/10 menit/operator.</w:t>
+        <w:t xml:space="preserve">Catatan: Availability=MTBF/(MTBF+MTTR); MTBF=total jam operasi/jumlah kegagalan; OEE=Availability x Performance x Quality; redundansi 2oo3 voting: </w:t>
+      </w:r>
+      <w:r>
+        <w:rPr>
+          <w:rFonts w:ascii="Arial" w:hAnsi="Arial" w:cs="Arial"/>
+          <w:b w:val="0"/>
+          <w:i w:val="0"/>
+          <w:sz w:val="22"/>
+        </w:rPr>
+        <w:t xml:space="preserve">R</w:t>
+      </w:r>
+      <w:r>
+        <w:rPr>
+          <w:rFonts w:ascii="Arial" w:hAnsi="Arial" w:cs="Arial"/>
+          <w:b w:val="0"/>
+          <w:i w:val="0"/>
+          <w:sz w:val="22"/>
+          <w:vertAlign w:val="subscript"/>
+        </w:rPr>
+        <w:t xml:space="preserve">sys</w:t>
+      </w:r>
+      <w:r>
+        <w:rPr>
+          <w:rFonts w:ascii="Arial" w:hAnsi="Arial" w:cs="Arial"/>
+          <w:b w:val="0"/>
+          <w:i w:val="0"/>
+          <w:sz w:val="22"/>
+        </w:rPr>
+        <w:t xml:space="preserve">=3R²-2R³; ANSI/ISA 18.2: target ≤1 alarm/10 menit/operator, alarm flood⇒10 alarm/10 menit/operator.</w:t>
       </w:r>
     </w:p>
     <w:p>
@@ -7629,7 +8133,7 @@
           <w:i w:val="0"/>
           <w:sz w:val="22"/>
         </w:rPr>
-        <w:t>Target ANSI/ISA 18.2 &lt;=1 alarm/10 menit per operator (steady state). Hitung jumlah alarm per hari maksimum yang masih compliant.</w:t>
+        <w:t xml:space="preserve">Target ANSI/ISA 18.2 ≤1 alarm/10 menit per operator (steady state). Hitung jumlah alarm per hari maksimum yang masih compliant.</w:t>
       </w:r>
     </w:p>
     <w:p>
@@ -7665,7 +8169,7 @@
           <w:color w:val="333333"/>
           <w:sz w:val="21"/>
         </w:rPr>
-        <w:t>1 alarm/10 menit -&gt; per jam, lalu dikali 24.</w:t>
+        <w:t xml:space="preserve">1 alarm/10 menit → per jam, lalu dikali 24.</w:t>
       </w:r>
     </w:p>
     <w:p>
@@ -7749,7 +8253,63 @@
           <w:i w:val="0"/>
           <w:sz w:val="22"/>
         </w:rPr>
-        <w:t>Keandalan sistem 2oo3 (dua dari tiga) bila keandalan tiap sensor R=0,9: R_sys=3R²-2R³. Hitung R_sys.</w:t>
+        <w:t xml:space="preserve">Keandalan sistem 2oo3 (dua dari tiga) bila keandalan tiap sensor R=0,9: </w:t>
+      </w:r>
+      <w:r>
+        <w:rPr>
+          <w:rFonts w:ascii="Arial" w:hAnsi="Arial" w:cs="Arial"/>
+          <w:b w:val="0"/>
+          <w:i w:val="0"/>
+          <w:sz w:val="22"/>
+        </w:rPr>
+        <w:t xml:space="preserve">R</w:t>
+      </w:r>
+      <w:r>
+        <w:rPr>
+          <w:rFonts w:ascii="Arial" w:hAnsi="Arial" w:cs="Arial"/>
+          <w:b w:val="0"/>
+          <w:i w:val="0"/>
+          <w:sz w:val="22"/>
+          <w:vertAlign w:val="subscript"/>
+        </w:rPr>
+        <w:t xml:space="preserve">sys</w:t>
+      </w:r>
+      <w:r>
+        <w:rPr>
+          <w:rFonts w:ascii="Arial" w:hAnsi="Arial" w:cs="Arial"/>
+          <w:b w:val="0"/>
+          <w:i w:val="0"/>
+          <w:sz w:val="22"/>
+        </w:rPr>
+        <w:t xml:space="preserve">=3R²-2R³. Hitung </w:t>
+      </w:r>
+      <w:r>
+        <w:rPr>
+          <w:rFonts w:ascii="Arial" w:hAnsi="Arial" w:cs="Arial"/>
+          <w:b w:val="0"/>
+          <w:i w:val="0"/>
+          <w:sz w:val="22"/>
+        </w:rPr>
+        <w:t xml:space="preserve">R</w:t>
+      </w:r>
+      <w:r>
+        <w:rPr>
+          <w:rFonts w:ascii="Arial" w:hAnsi="Arial" w:cs="Arial"/>
+          <w:b w:val="0"/>
+          <w:i w:val="0"/>
+          <w:sz w:val="22"/>
+          <w:vertAlign w:val="subscript"/>
+        </w:rPr>
+        <w:t xml:space="preserve">sys</w:t>
+      </w:r>
+      <w:r>
+        <w:rPr>
+          <w:rFonts w:ascii="Arial" w:hAnsi="Arial" w:cs="Arial"/>
+          <w:b w:val="0"/>
+          <w:i w:val="0"/>
+          <w:sz w:val="22"/>
+        </w:rPr>
+        <w:t xml:space="preserve">.</w:t>
       </w:r>
     </w:p>
     <w:p>
@@ -8260,7 +8820,7 @@
           <w:i w:val="0"/>
           <w:sz w:val="22"/>
         </w:rPr>
-        <w:t>Monte Carlo keandalan 2oo3: np.random.seed(42); 10000 trial, tiap trial 3 sensor dengan probabilitas gagal 0,1 (np.random.rand(10000,3)&lt;0.1). Sistem GAGAL bila &gt;=2 sensor gagal. Print keandalan sistem (fraksi trial yang sistemnya OK).</w:t>
+        <w:t xml:space="preserve">Monte Carlo keandalan 2oo3: np.random.seed(42); 10000 trial, tiap trial 3 sensor dengan probabilitas gagal 0,1 (np.random.rand(10000,3)&lt;0.1). Sistem GAGAL bila ≥2 sensor gagal. Print keandalan sistem (fraksi trial yang sistemnya OK).</w:t>
       </w:r>
     </w:p>
     <w:p>
@@ -8589,7 +9149,7 @@
           <w:i w:val="0"/>
           <w:sz w:val="22"/>
         </w:rPr>
-        <w:t>Nguyen, T. T., Phi, B. P., Tran, V. T., Nguyen, V.-T., &amp; Nguyen, V. T. T. (2025). Three-stage optimization of surface finish in WEDM of D2 tool steel via Taguchi design and ANOVA analysis. Metals, 15(6), 682.</w:t>
+        <w:t xml:space="preserve">Nguyen, T. T., Φ, B. P., Tran, V. T., Nguyen, V.-T., &amp; Nguyen, V. T. T. (2025). Three-stage optimization of surface finish in WEDM of D2 tool steel via Taguchi design and ANOVA analysis. Metals, 15(6), 682.</w:t>
       </w:r>
       <w:r>
         <w:rPr>

--- a/Optimalisasi-dan-Automasi/Modul-Word/Modul-12-Tier-Alarm-FSM-dan-ANSI-ISA-18-2.docx
+++ b/Optimalisasi-dan-Automasi/Modul-Word/Modul-12-Tier-Alarm-FSM-dan-ANSI-ISA-18-2.docx
@@ -5172,8 +5172,11 @@
     </w:p>
     <w:p>
       <w:pPr>
+        <w:tabs>
+          <w:tab w:val="center" w:pos="4393"/>
+          <w:tab w:val="right" w:pos="8787"/>
+        </w:tabs>
         <w:spacing w:before="40" w:after="120"/>
-        <w:jc w:val="center"/>
       </w:pPr>
       <w:r>
         <w:rPr>
@@ -5183,7 +5186,7 @@
           <w:color w:val="305496"/>
           <w:sz w:val="22"/>
         </w:rPr>
-        <w:t xml:space="preserve">Availability = MTBF/(MTBF+MTTR)      MTBF = total jam operasi / jumlah kegagalan      OEE = Availability x Performance x Quality      2oo3: </w:t>
+        <w:tab/>
       </w:r>
       <w:r>
         <w:rPr>
@@ -5193,7 +5196,7 @@
           <w:color w:val="305496"/>
           <w:sz w:val="22"/>
         </w:rPr>
-        <w:t xml:space="preserve">R</w:t>
+        <w:t xml:space="preserve">Availability = MTBF/(MTBF+MTTR)      MTBF = total jam operasi / jumlah kegagalan      OEE = Availability x Performance x Quality      2oo3: </w:t>
       </w:r>
       <w:r>
         <w:rPr>
@@ -5202,9 +5205,8 @@
           <w:i/>
           <w:color w:val="305496"/>
           <w:sz w:val="22"/>
-          <w:vertAlign w:val="subscript"/>
-        </w:rPr>
-        <w:t xml:space="preserve">sys</w:t>
+        </w:rPr>
+        <w:t xml:space="preserve">R</w:t>
       </w:r>
       <w:r>
         <w:rPr>
@@ -5213,8 +5215,9 @@
           <w:i/>
           <w:color w:val="305496"/>
           <w:sz w:val="22"/>
-        </w:rPr>
-        <w:t xml:space="preserve"> = 3R²-2R³</w:t>
+          <w:vertAlign w:val="subscript"/>
+        </w:rPr>
+        <w:t xml:space="preserve">sys</w:t>
       </w:r>
       <w:r>
         <w:rPr>
@@ -5224,7 +5227,18 @@
           <w:color w:val="305496"/>
           <w:sz w:val="22"/>
         </w:rPr>
-        <w:t xml:space="preserve">   (1)</w:t>
+        <w:t xml:space="preserve"> = 3R²-2R³</w:t>
+      </w:r>
+      <w:r>
+        <w:rPr>
+          <w:rFonts w:ascii="Arial" w:hAnsi="Arial" w:cs="Arial"/>
+          <w:b/>
+          <w:i/>
+          <w:color w:val="305496"/>
+          <w:sz w:val="22"/>
+        </w:rPr>
+        <w:tab/>
+        <w:t xml:space="preserve">(1)</w:t>
       </w:r>
     </w:p>
     <w:p>

--- a/Optimalisasi-dan-Automasi/Modul-Word/Modul-12-Tier-Alarm-FSM-dan-ANSI-ISA-18-2.docx
+++ b/Optimalisasi-dan-Automasi/Modul-Word/Modul-12-Tier-Alarm-FSM-dan-ANSI-ISA-18-2.docx
@@ -2579,45 +2579,65 @@
     <w:p>
       <w:pPr>
         <w:pBdr>
-          <w:top w:val="single" w:sz="8" w:space="6" w:color="2E9E6B"/>
-          <w:left w:val="single" w:sz="8" w:space="6" w:color="2E9E6B"/>
-          <w:bottom w:val="single" w:sz="8" w:space="6" w:color="2E9E6B"/>
-          <w:right w:val="single" w:sz="8" w:space="6" w:color="2E9E6B"/>
+          <w:top w:val="single" w:sz="6" w:space="10" w:color="BFE3D0"/>
+          <w:left w:val="single" w:sz="24" w:space="12" w:color="1F7A55"/>
+          <w:bottom w:val="single" w:sz="6" w:space="10" w:color="BFE3D0"/>
+          <w:right w:val="single" w:sz="6" w:space="10" w:color="BFE3D0"/>
         </w:pBdr>
-        <w:shd w:val="clear" w:fill="EAF7F0"/>
-        <w:spacing w:before="80" w:after="240"/>
-      </w:pPr>
-      <w:r>
-        <w:rPr>
-          <w:rFonts w:ascii="Arial" w:hAnsi="Arial" w:cs="Arial"/>
-          <w:b/>
-          <w:i w:val="0"/>
-          <w:color w:val="1F3864"/>
-          <w:sz w:val="21"/>
-        </w:rPr>
-        <w:t xml:space="preserve">🔗 Modul Interaktif: </w:t>
+        <w:shd w:val="clear" w:fill="F1FAF5"/>
+        <w:spacing w:before="140" w:after="60" w:line="264" w:lineRule="auto"/>
+        <w:ind w:left="170" w:right="170"/>
+        <w:jc w:val="left"/>
+      </w:pPr>
+      <w:r>
+        <w:rPr>
+          <w:rFonts w:ascii="Arial" w:hAnsi="Arial" w:cs="Arial"/>
+          <w:b/>
+          <w:i w:val="0"/>
+          <w:color w:val="1F7A55"/>
+          <w:sz w:val="17"/>
+          <w:spacing w:val="30"/>
+        </w:rPr>
+        <w:t xml:space="preserve">🔗 MODUL INTERAKTIF</w:t>
+      </w:r>
+      <w:r>
+        <w:br/>
       </w:r>
       <w:hyperlink r:id="rId19">
         <w:r>
           <w:rPr>
             <w:rFonts w:ascii="Arial" w:hAnsi="Arial" w:cs="Arial"/>
-            <w:sz w:val="22"/>
+            <w:b/>
             <w:color w:val="0563C1"/>
+            <w:sz w:val="20"/>
             <w:u w:val="single"/>
-            <w:b/>
           </w:rPr>
           <w:t xml:space="preserve">https://dedik-romahadi.github.io/Mechanical-Engineering-Courses/Optimalisasi-dan-Automasi/Modul/Modul-12.html</w:t>
         </w:r>
       </w:hyperlink>
-      <w:r>
-        <w:rPr>
-          <w:rFonts w:ascii="Arial" w:hAnsi="Arial" w:cs="Arial"/>
-          <w:b w:val="0"/>
-          <w:i w:val="0"/>
-          <w:color w:val="333333"/>
-          <w:sz w:val="20"/>
-        </w:rPr>
-        <w:t>. Pada layar masuk, pilih tombol “👁️ Mode Preview (Tanpa Login)” untuk melihat modul lengkap (animasi, kalkulator interaktif, editor kode Python langsung di browser) tanpa perlu akun. Soal pada Mode Preview bersifat tampilan saja; jawaban benar/salah dan poin tidak aktif.</w:t>
+    </w:p>
+    <w:p>
+      <w:pPr>
+        <w:pBdr>
+          <w:top w:val="single" w:sz="6" w:space="10" w:color="BFE3D0"/>
+          <w:left w:val="single" w:sz="24" w:space="12" w:color="1F7A55"/>
+          <w:bottom w:val="single" w:sz="6" w:space="10" w:color="BFE3D0"/>
+          <w:right w:val="single" w:sz="6" w:space="10" w:color="BFE3D0"/>
+        </w:pBdr>
+        <w:shd w:val="clear" w:fill="F1FAF5"/>
+        <w:spacing w:before="0" w:after="140" w:line="264" w:lineRule="auto"/>
+        <w:ind w:left="170" w:right="170"/>
+        <w:jc w:val="left"/>
+      </w:pPr>
+      <w:r>
+        <w:rPr>
+          <w:rFonts w:ascii="Arial" w:hAnsi="Arial" w:cs="Arial"/>
+          <w:b w:val="0"/>
+          <w:i w:val="0"/>
+          <w:color w:val="44525F"/>
+          <w:sz w:val="19"/>
+        </w:rPr>
+        <w:t xml:space="preserve">Pada layar masuk, pilih tombol “👁️ Mode Preview (Tanpa Login)” untuk melihat modul lengkap (animasi, kalkulator interaktif, editor kode Python langsung di browser) tanpa perlu akun. Soal pada Mode Preview bersifat tampilan saja; jawaban benar/salah dan poin tidak aktif.</w:t>
       </w:r>
     </w:p>
     <w:p>
